--- a/Отчет МДК 02.01. Технология разработки ПО еозИСИП-406 Мусин Д.Р команда 6.docx
+++ b/Отчет МДК 02.01. Технология разработки ПО еозИСИП-406 Мусин Д.Р команда 6.docx
@@ -200,7 +200,6 @@
         </w:rPr>
         <w:t xml:space="preserve">К 09.02.07 </w:t>
       </w:r>
-      <w:proofErr w:type="gramStart"/>
       <w:r>
         <w:rPr>
           <w:rFonts w:ascii="Times New Roman" w:hAnsi="Times New Roman" w:cs="Times New Roman"/>
@@ -226,17 +225,7 @@
           <w:sz w:val="28"/>
           <w:szCs w:val="28"/>
         </w:rPr>
-        <w:t xml:space="preserve"> 6</w:t>
-      </w:r>
-      <w:proofErr w:type="gramEnd"/>
-      <w:r>
-        <w:rPr>
-          <w:rFonts w:ascii="Times New Roman" w:hAnsi="Times New Roman" w:cs="Times New Roman"/>
-          <w:b/>
-          <w:sz w:val="28"/>
-          <w:szCs w:val="28"/>
-        </w:rPr>
-        <w:t xml:space="preserve"> </w:t>
+        <w:t xml:space="preserve"> 6 </w:t>
       </w:r>
       <w:r>
         <w:rPr>
@@ -342,15 +331,7 @@
           <w:sz w:val="28"/>
           <w:szCs w:val="28"/>
         </w:rPr>
-        <w:t>:</w:t>
-      </w:r>
-      <w:r>
-        <w:rPr>
-          <w:rFonts w:ascii="Times New Roman" w:hAnsi="Times New Roman" w:cs="Times New Roman"/>
-          <w:sz w:val="28"/>
-          <w:szCs w:val="28"/>
-        </w:rPr>
-        <w:t xml:space="preserve"> </w:t>
+        <w:t xml:space="preserve">: </w:t>
       </w:r>
       <w:r>
         <w:rPr>
@@ -390,23 +371,13 @@
           <w:szCs w:val="28"/>
         </w:rPr>
       </w:pPr>
-      <w:proofErr w:type="spellStart"/>
-      <w:r>
-        <w:rPr>
-          <w:rFonts w:ascii="Times New Roman" w:hAnsi="Times New Roman" w:cs="Times New Roman"/>
-          <w:sz w:val="28"/>
-          <w:szCs w:val="28"/>
-        </w:rPr>
-        <w:t>Бараковских</w:t>
-      </w:r>
-      <w:proofErr w:type="spellEnd"/>
-      <w:r>
-        <w:rPr>
-          <w:rFonts w:ascii="Times New Roman" w:hAnsi="Times New Roman" w:cs="Times New Roman"/>
-          <w:sz w:val="28"/>
-          <w:szCs w:val="28"/>
-        </w:rPr>
-        <w:t xml:space="preserve"> Александр Анатольевич</w:t>
+      <w:r>
+        <w:rPr>
+          <w:rFonts w:ascii="Times New Roman" w:hAnsi="Times New Roman" w:cs="Times New Roman"/>
+          <w:sz w:val="28"/>
+          <w:szCs w:val="28"/>
+        </w:rPr>
+        <w:t>Бараковских Александр Анатольевич</w:t>
       </w:r>
     </w:p>
     <w:p>
@@ -495,23 +466,21 @@
         </w:rPr>
         <w:t>______</w:t>
       </w:r>
-      <w:proofErr w:type="spellStart"/>
-      <w:r>
-        <w:rPr>
-          <w:rFonts w:ascii="Times New Roman" w:hAnsi="Times New Roman" w:cs="Times New Roman"/>
-          <w:sz w:val="28"/>
-          <w:szCs w:val="28"/>
-        </w:rPr>
-        <w:t>Копотнев</w:t>
-      </w:r>
-      <w:proofErr w:type="spellEnd"/>
-      <w:r>
-        <w:rPr>
-          <w:rFonts w:ascii="Times New Roman" w:hAnsi="Times New Roman" w:cs="Times New Roman"/>
-          <w:sz w:val="28"/>
-          <w:szCs w:val="28"/>
-        </w:rPr>
-        <w:t xml:space="preserve"> Н.СВ</w:t>
+      <w:r>
+        <w:rPr>
+          <w:rFonts w:ascii="Times New Roman" w:hAnsi="Times New Roman" w:cs="Times New Roman"/>
+          <w:sz w:val="28"/>
+          <w:szCs w:val="28"/>
+        </w:rPr>
+        <w:t>Копотев Н.В</w:t>
+      </w:r>
+      <w:r>
+        <w:rPr>
+          <w:rFonts w:ascii="Times New Roman" w:hAnsi="Times New Roman" w:cs="Times New Roman"/>
+          <w:sz w:val="28"/>
+          <w:szCs w:val="28"/>
+        </w:rPr>
+        <w:t>.</w:t>
       </w:r>
       <w:r>
         <w:rPr>
@@ -532,23 +501,13 @@
           <w:szCs w:val="28"/>
         </w:rPr>
       </w:pPr>
-      <w:proofErr w:type="gramStart"/>
-      <w:r>
-        <w:rPr>
-          <w:rFonts w:ascii="Times New Roman" w:hAnsi="Times New Roman" w:cs="Times New Roman"/>
-          <w:sz w:val="28"/>
-          <w:szCs w:val="28"/>
-        </w:rPr>
-        <w:t>« _</w:t>
-      </w:r>
-      <w:proofErr w:type="gramEnd"/>
-      <w:r>
-        <w:rPr>
-          <w:rFonts w:ascii="Times New Roman" w:hAnsi="Times New Roman" w:cs="Times New Roman"/>
-          <w:sz w:val="28"/>
-          <w:szCs w:val="28"/>
-        </w:rPr>
-        <w:t>_ »______ 202</w:t>
+      <w:r>
+        <w:rPr>
+          <w:rFonts w:ascii="Times New Roman" w:hAnsi="Times New Roman" w:cs="Times New Roman"/>
+          <w:sz w:val="28"/>
+          <w:szCs w:val="28"/>
+        </w:rPr>
+        <w:t>« __ »______ 202</w:t>
       </w:r>
       <w:r>
         <w:rPr>
@@ -611,19 +570,18 @@
           <w:sz w:val="28"/>
           <w:szCs w:val="28"/>
         </w:rPr>
-        <w:t xml:space="preserve"> 202</w:t>
-      </w:r>
-      <w:r>
-        <w:rPr>
-          <w:rFonts w:ascii="Times New Roman" w:hAnsi="Times New Roman" w:cs="Times New Roman"/>
-          <w:sz w:val="28"/>
-          <w:szCs w:val="28"/>
-        </w:rPr>
-        <w:t>6</w:t>
+        <w:t xml:space="preserve"> 2026</w:t>
       </w:r>
     </w:p>
     <w:sdt>
       <w:sdtPr>
+        <w:rPr>
+          <w:rFonts w:asciiTheme="minorHAnsi" w:eastAsiaTheme="minorHAnsi" w:hAnsiTheme="minorHAnsi" w:cstheme="minorBidi"/>
+          <w:color w:val="auto"/>
+          <w:sz w:val="22"/>
+          <w:szCs w:val="22"/>
+          <w:lang w:eastAsia="en-US"/>
+        </w:rPr>
         <w:id w:val="1362550043"/>
         <w:docPartObj>
           <w:docPartGallery w:val="Table of Contents"/>
@@ -632,13 +590,8 @@
       </w:sdtPr>
       <w:sdtEndPr>
         <w:rPr>
-          <w:rFonts w:asciiTheme="minorHAnsi" w:eastAsiaTheme="minorHAnsi" w:hAnsiTheme="minorHAnsi" w:cstheme="minorBidi"/>
-          <w:b/>
-          <w:bCs/>
-          <w:color w:val="auto"/>
-          <w:sz w:val="22"/>
-          <w:szCs w:val="22"/>
-          <w:lang w:eastAsia="en-US"/>
+          <w:b/>
+          <w:bCs/>
         </w:rPr>
       </w:sdtEndPr>
       <w:sdtContent>
@@ -658,7 +611,6 @@
             </w:rPr>
             <w:t>C</w:t>
           </w:r>
-          <w:proofErr w:type="spellStart"/>
           <w:r>
             <w:rPr>
               <w:b/>
@@ -666,7 +618,6 @@
             </w:rPr>
             <w:t>одержание</w:t>
           </w:r>
-          <w:proofErr w:type="spellEnd"/>
         </w:p>
         <w:p>
           <w:pPr>
@@ -3633,7 +3584,6 @@
           <w:szCs w:val="28"/>
         </w:rPr>
       </w:pPr>
-      <w:proofErr w:type="spellStart"/>
       <w:r>
         <w:rPr>
           <w:rFonts w:ascii="Times New Roman" w:hAnsi="Times New Roman" w:cs="Times New Roman"/>
@@ -3645,7 +3595,6 @@
         <w:lastRenderedPageBreak/>
         <w:t>ZenQuotes</w:t>
       </w:r>
-      <w:proofErr w:type="spellEnd"/>
       <w:r>
         <w:rPr>
           <w:rFonts w:ascii="Times New Roman" w:hAnsi="Times New Roman" w:cs="Times New Roman"/>
@@ -3656,47 +3605,15 @@
         </w:rPr>
         <w:t xml:space="preserve"> </w:t>
       </w:r>
-      <w:proofErr w:type="spellStart"/>
-      <w:r>
-        <w:rPr>
-          <w:rFonts w:ascii="Times New Roman" w:hAnsi="Times New Roman" w:cs="Times New Roman"/>
-          <w:b/>
-          <w:bCs/>
-          <w:sz w:val="28"/>
-          <w:szCs w:val="28"/>
-        </w:rPr>
-        <w:t>App</w:t>
-      </w:r>
-      <w:proofErr w:type="spellEnd"/>
-      <w:r>
-        <w:rPr>
-          <w:rFonts w:ascii="Times New Roman" w:hAnsi="Times New Roman" w:cs="Times New Roman"/>
-          <w:b/>
-          <w:bCs/>
-          <w:sz w:val="28"/>
-          <w:szCs w:val="28"/>
-        </w:rPr>
-        <w:t xml:space="preserve"> - Генератор </w:t>
-      </w:r>
-      <w:r>
-        <w:rPr>
-          <w:rFonts w:ascii="Times New Roman" w:hAnsi="Times New Roman" w:cs="Times New Roman"/>
-          <w:b/>
-          <w:bCs/>
-          <w:sz w:val="28"/>
-          <w:szCs w:val="28"/>
-        </w:rPr>
-        <w:t>мотивирующих</w:t>
-      </w:r>
-      <w:r>
-        <w:rPr>
-          <w:rFonts w:ascii="Times New Roman" w:hAnsi="Times New Roman" w:cs="Times New Roman"/>
-          <w:b/>
-          <w:bCs/>
-          <w:sz w:val="28"/>
-          <w:szCs w:val="28"/>
-        </w:rPr>
-        <w:t xml:space="preserve"> цитат</w:t>
+      <w:r>
+        <w:rPr>
+          <w:rFonts w:ascii="Times New Roman" w:hAnsi="Times New Roman" w:cs="Times New Roman"/>
+          <w:b/>
+          <w:bCs/>
+          <w:sz w:val="28"/>
+          <w:szCs w:val="28"/>
+        </w:rPr>
+        <w:t>App - Генератор мотивирующих цитат</w:t>
       </w:r>
     </w:p>
     <w:p>
@@ -3751,41 +3668,13 @@
           <w:szCs w:val="28"/>
         </w:rPr>
       </w:pPr>
-      <w:proofErr w:type="spellStart"/>
-      <w:r>
-        <w:rPr>
-          <w:rFonts w:ascii="Times New Roman" w:hAnsi="Times New Roman" w:cs="Times New Roman"/>
-          <w:sz w:val="28"/>
-          <w:szCs w:val="28"/>
-        </w:rPr>
-        <w:t>ZenQuotes</w:t>
-      </w:r>
-      <w:proofErr w:type="spellEnd"/>
-      <w:r>
-        <w:rPr>
-          <w:rFonts w:ascii="Times New Roman" w:hAnsi="Times New Roman" w:cs="Times New Roman"/>
-          <w:sz w:val="28"/>
-          <w:szCs w:val="28"/>
-        </w:rPr>
-        <w:t xml:space="preserve"> </w:t>
-      </w:r>
-      <w:proofErr w:type="spellStart"/>
-      <w:r>
-        <w:rPr>
-          <w:rFonts w:ascii="Times New Roman" w:hAnsi="Times New Roman" w:cs="Times New Roman"/>
-          <w:sz w:val="28"/>
-          <w:szCs w:val="28"/>
-        </w:rPr>
-        <w:t>App</w:t>
-      </w:r>
-      <w:proofErr w:type="spellEnd"/>
-      <w:r>
-        <w:rPr>
-          <w:rFonts w:ascii="Times New Roman" w:hAnsi="Times New Roman" w:cs="Times New Roman"/>
-          <w:sz w:val="28"/>
-          <w:szCs w:val="28"/>
-        </w:rPr>
-        <w:t xml:space="preserve"> — это консольное приложение на C#, которое предоставляет пользователям доступ к коллекции вдохновляющих цитат известных личностей. Приложение работает с API ZenQuotes.io, сохраняя данные локально для обеспечения быстрой работы и возможности офлайн-использования </w:t>
+      <w:r>
+        <w:rPr>
+          <w:rFonts w:ascii="Times New Roman" w:hAnsi="Times New Roman" w:cs="Times New Roman"/>
+          <w:sz w:val="28"/>
+          <w:szCs w:val="28"/>
+        </w:rPr>
+        <w:t xml:space="preserve">ZenQuotes App — это консольное приложение на C#, которое предоставляет пользователям доступ к коллекции вдохновляющих цитат известных личностей. Приложение работает с API ZenQuotes.io, сохраняя данные локально для обеспечения быстрой работы и возможности офлайн-использования </w:t>
       </w:r>
     </w:p>
     <w:p>
@@ -3826,25 +3715,7 @@
           <w:sz w:val="28"/>
           <w:szCs w:val="28"/>
         </w:rPr>
-        <w:t xml:space="preserve">В современном цифровом мире цитаты широко используются в социальных сетях, образовательных инструментах и профессиональной </w:t>
-      </w:r>
-      <w:proofErr w:type="gramStart"/>
-      <w:r>
-        <w:rPr>
-          <w:rFonts w:ascii="Times New Roman" w:hAnsi="Times New Roman" w:cs="Times New Roman"/>
-          <w:sz w:val="28"/>
-          <w:szCs w:val="28"/>
-        </w:rPr>
-        <w:t>коммуникации .</w:t>
-      </w:r>
-      <w:proofErr w:type="gramEnd"/>
-      <w:r>
-        <w:rPr>
-          <w:rFonts w:ascii="Times New Roman" w:hAnsi="Times New Roman" w:cs="Times New Roman"/>
-          <w:sz w:val="28"/>
-          <w:szCs w:val="28"/>
-        </w:rPr>
-        <w:t xml:space="preserve"> Приложение решает проблему быстрого доступа к качественному контенту для мотивации и вдохновения.</w:t>
+        <w:t>В современном цифровом мире цитаты широко используются в социальных сетях, образовательных инструментах и профессиональной коммуникации . Приложение решает проблему быстрого доступа к качественному контенту для мотивации и вдохновения.</w:t>
       </w:r>
     </w:p>
     <w:p>
@@ -4024,18 +3895,8 @@
           <w:sz w:val="28"/>
           <w:szCs w:val="28"/>
         </w:rPr>
-        <w:t xml:space="preserve">Интеграция с внешним API </w:t>
-      </w:r>
-      <w:proofErr w:type="spellStart"/>
-      <w:r>
-        <w:rPr>
-          <w:rFonts w:ascii="Times New Roman" w:hAnsi="Times New Roman" w:cs="Times New Roman"/>
-          <w:sz w:val="28"/>
-          <w:szCs w:val="28"/>
-        </w:rPr>
-        <w:t>ZenQuotes</w:t>
-      </w:r>
-      <w:proofErr w:type="spellEnd"/>
+        <w:t>Интеграция с внешним API ZenQuotes</w:t>
+      </w:r>
     </w:p>
     <w:p>
       <w:pPr>
@@ -4218,23 +4079,13 @@
           <w:szCs w:val="28"/>
         </w:rPr>
       </w:pPr>
-      <w:proofErr w:type="spellStart"/>
-      <w:r>
-        <w:rPr>
-          <w:rFonts w:ascii="Times New Roman" w:hAnsi="Times New Roman" w:cs="Times New Roman"/>
-          <w:sz w:val="28"/>
-          <w:szCs w:val="28"/>
-        </w:rPr>
-        <w:t>Бараковский</w:t>
-      </w:r>
-      <w:proofErr w:type="spellEnd"/>
-      <w:r>
-        <w:rPr>
-          <w:rFonts w:ascii="Times New Roman" w:hAnsi="Times New Roman" w:cs="Times New Roman"/>
-          <w:sz w:val="28"/>
-          <w:szCs w:val="28"/>
-        </w:rPr>
-        <w:t xml:space="preserve"> Александр Анатольевич</w:t>
+      <w:r>
+        <w:rPr>
+          <w:rFonts w:ascii="Times New Roman" w:hAnsi="Times New Roman" w:cs="Times New Roman"/>
+          <w:sz w:val="28"/>
+          <w:szCs w:val="28"/>
+        </w:rPr>
+        <w:t>Бараковский Александр Анатольевич</w:t>
       </w:r>
     </w:p>
     <w:p>
@@ -4349,15 +4200,7 @@
           <w:sz w:val="28"/>
           <w:szCs w:val="28"/>
         </w:rPr>
-        <w:t>Анализ требований и проектирование архитектуры</w:t>
-      </w:r>
-      <w:r>
-        <w:rPr>
-          <w:rFonts w:ascii="Times New Roman" w:hAnsi="Times New Roman" w:cs="Times New Roman"/>
-          <w:sz w:val="28"/>
-          <w:szCs w:val="28"/>
-        </w:rPr>
-        <w:t>:</w:t>
+        <w:t>Анализ требований и проектирование архитектуры:</w:t>
       </w:r>
     </w:p>
     <w:p>
@@ -4373,75 +4216,39 @@
           <w:szCs w:val="28"/>
         </w:rPr>
       </w:pPr>
-      <w:proofErr w:type="spellStart"/>
-      <w:r>
-        <w:rPr>
-          <w:rFonts w:ascii="Times New Roman" w:hAnsi="Times New Roman" w:cs="Times New Roman"/>
-          <w:sz w:val="28"/>
-          <w:szCs w:val="28"/>
-        </w:rPr>
-        <w:t>Бараковский</w:t>
-      </w:r>
-      <w:proofErr w:type="spellEnd"/>
-      <w:r>
-        <w:rPr>
-          <w:rFonts w:ascii="Times New Roman" w:hAnsi="Times New Roman" w:cs="Times New Roman"/>
-          <w:sz w:val="28"/>
-          <w:szCs w:val="28"/>
-        </w:rPr>
-        <w:t xml:space="preserve"> Александр Анатольевич</w:t>
-      </w:r>
-    </w:p>
-    <w:p>
-      <w:pPr>
-        <w:rPr>
-          <w:rFonts w:ascii="Times New Roman" w:hAnsi="Times New Roman" w:cs="Times New Roman"/>
-          <w:sz w:val="28"/>
-          <w:szCs w:val="28"/>
-        </w:rPr>
-      </w:pPr>
-    </w:p>
-    <w:p>
-      <w:pPr>
-        <w:rPr>
-          <w:rFonts w:ascii="Times New Roman" w:hAnsi="Times New Roman" w:cs="Times New Roman"/>
-          <w:sz w:val="28"/>
-          <w:szCs w:val="28"/>
-        </w:rPr>
-      </w:pPr>
-      <w:r>
-        <w:rPr>
-          <w:rFonts w:ascii="Times New Roman" w:hAnsi="Times New Roman" w:cs="Times New Roman"/>
-          <w:sz w:val="28"/>
-          <w:szCs w:val="28"/>
-        </w:rPr>
-        <w:t xml:space="preserve">Разработка </w:t>
-      </w:r>
-      <w:proofErr w:type="spellStart"/>
-      <w:r>
-        <w:rPr>
-          <w:rFonts w:ascii="Times New Roman" w:hAnsi="Times New Roman" w:cs="Times New Roman"/>
-          <w:sz w:val="28"/>
-          <w:szCs w:val="28"/>
-        </w:rPr>
-        <w:t>backend</w:t>
-      </w:r>
-      <w:proofErr w:type="spellEnd"/>
-      <w:r>
-        <w:rPr>
-          <w:rFonts w:ascii="Times New Roman" w:hAnsi="Times New Roman" w:cs="Times New Roman"/>
-          <w:sz w:val="28"/>
-          <w:szCs w:val="28"/>
-        </w:rPr>
-        <w:t>-логики</w:t>
-      </w:r>
-      <w:r>
-        <w:rPr>
-          <w:rFonts w:ascii="Times New Roman" w:hAnsi="Times New Roman" w:cs="Times New Roman"/>
-          <w:sz w:val="28"/>
-          <w:szCs w:val="28"/>
-        </w:rPr>
-        <w:t>:</w:t>
+      <w:r>
+        <w:rPr>
+          <w:rFonts w:ascii="Times New Roman" w:hAnsi="Times New Roman" w:cs="Times New Roman"/>
+          <w:sz w:val="28"/>
+          <w:szCs w:val="28"/>
+        </w:rPr>
+        <w:t>Бараковский Александр Анатольевич</w:t>
+      </w:r>
+    </w:p>
+    <w:p>
+      <w:pPr>
+        <w:rPr>
+          <w:rFonts w:ascii="Times New Roman" w:hAnsi="Times New Roman" w:cs="Times New Roman"/>
+          <w:sz w:val="28"/>
+          <w:szCs w:val="28"/>
+        </w:rPr>
+      </w:pPr>
+    </w:p>
+    <w:p>
+      <w:pPr>
+        <w:rPr>
+          <w:rFonts w:ascii="Times New Roman" w:hAnsi="Times New Roman" w:cs="Times New Roman"/>
+          <w:sz w:val="28"/>
+          <w:szCs w:val="28"/>
+        </w:rPr>
+      </w:pPr>
+      <w:r>
+        <w:rPr>
+          <w:rFonts w:ascii="Times New Roman" w:hAnsi="Times New Roman" w:cs="Times New Roman"/>
+          <w:sz w:val="28"/>
+          <w:szCs w:val="28"/>
+        </w:rPr>
+        <w:t>Разработка backend-логики:</w:t>
       </w:r>
     </w:p>
     <w:p>
@@ -4479,23 +4286,13 @@
           <w:szCs w:val="28"/>
         </w:rPr>
       </w:pPr>
-      <w:proofErr w:type="spellStart"/>
-      <w:r>
-        <w:rPr>
-          <w:rFonts w:ascii="Times New Roman" w:hAnsi="Times New Roman" w:cs="Times New Roman"/>
-          <w:sz w:val="28"/>
-          <w:szCs w:val="28"/>
-        </w:rPr>
-        <w:t>Бараковский</w:t>
-      </w:r>
-      <w:proofErr w:type="spellEnd"/>
-      <w:r>
-        <w:rPr>
-          <w:rFonts w:ascii="Times New Roman" w:hAnsi="Times New Roman" w:cs="Times New Roman"/>
-          <w:sz w:val="28"/>
-          <w:szCs w:val="28"/>
-        </w:rPr>
-        <w:t xml:space="preserve"> Александр Анатольевич</w:t>
+      <w:r>
+        <w:rPr>
+          <w:rFonts w:ascii="Times New Roman" w:hAnsi="Times New Roman" w:cs="Times New Roman"/>
+          <w:sz w:val="28"/>
+          <w:szCs w:val="28"/>
+        </w:rPr>
+        <w:t>Бараковский Александр Анатольевич</w:t>
       </w:r>
     </w:p>
     <w:p>
@@ -4579,15 +4376,7 @@
           <w:sz w:val="28"/>
           <w:szCs w:val="28"/>
         </w:rPr>
-        <w:t>Тестирование и отладка</w:t>
-      </w:r>
-      <w:r>
-        <w:rPr>
-          <w:rFonts w:ascii="Times New Roman" w:hAnsi="Times New Roman" w:cs="Times New Roman"/>
-          <w:sz w:val="28"/>
-          <w:szCs w:val="28"/>
-        </w:rPr>
-        <w:t>:</w:t>
+        <w:t>Тестирование и отладка:</w:t>
       </w:r>
     </w:p>
     <w:p>
@@ -4716,25 +4505,7 @@
           <w:sz w:val="28"/>
           <w:szCs w:val="28"/>
         </w:rPr>
-        <w:t>• Контент-</w:t>
-      </w:r>
-      <w:proofErr w:type="spellStart"/>
-      <w:r>
-        <w:rPr>
-          <w:rFonts w:ascii="Times New Roman" w:hAnsi="Times New Roman" w:cs="Times New Roman"/>
-          <w:sz w:val="28"/>
-          <w:szCs w:val="28"/>
-        </w:rPr>
-        <w:t>мейкеры</w:t>
-      </w:r>
-      <w:proofErr w:type="spellEnd"/>
-      <w:r>
-        <w:rPr>
-          <w:rFonts w:ascii="Times New Roman" w:hAnsi="Times New Roman" w:cs="Times New Roman"/>
-          <w:sz w:val="28"/>
-          <w:szCs w:val="28"/>
-        </w:rPr>
-        <w:t xml:space="preserve"> / SMM (20-35 лет) — подбор цитат для постов в соцсетях.</w:t>
+        <w:t>• Контент-мейкеры / SMM (20-35 лет) — подбор цитат для постов в соцсетях.</w:t>
       </w:r>
     </w:p>
     <w:p>
@@ -5030,7 +4801,6 @@
         </w:rPr>
         <w:t xml:space="preserve">1. </w:t>
       </w:r>
-      <w:proofErr w:type="spellStart"/>
       <w:r>
         <w:rPr>
           <w:rFonts w:ascii="Times New Roman" w:hAnsi="Times New Roman" w:cs="Times New Roman"/>
@@ -5039,9 +4809,101 @@
           <w:sz w:val="28"/>
           <w:szCs w:val="28"/>
         </w:rPr>
-        <w:t>ZenquotesPy</w:t>
-      </w:r>
-      <w:proofErr w:type="spellEnd"/>
+        <w:t xml:space="preserve">ZenquotesPy </w:t>
+      </w:r>
+      <w:r>
+        <w:rPr>
+          <w:rFonts w:ascii="Times New Roman" w:hAnsi="Times New Roman" w:cs="Times New Roman"/>
+          <w:sz w:val="28"/>
+          <w:szCs w:val="28"/>
+        </w:rPr>
+        <w:t>(Python)</w:t>
+      </w:r>
+    </w:p>
+    <w:p>
+      <w:pPr>
+        <w:rPr>
+          <w:rFonts w:ascii="Times New Roman" w:hAnsi="Times New Roman" w:cs="Times New Roman"/>
+          <w:sz w:val="28"/>
+          <w:szCs w:val="28"/>
+        </w:rPr>
+      </w:pPr>
+      <w:r>
+        <w:rPr>
+          <w:rFonts w:ascii="Times New Roman" w:hAnsi="Times New Roman" w:cs="Times New Roman"/>
+          <w:sz w:val="28"/>
+          <w:szCs w:val="28"/>
+        </w:rPr>
+        <w:t xml:space="preserve">Легковесный Python-пакет для доступа к ZenQuotes API </w:t>
+      </w:r>
+    </w:p>
+    <w:p>
+      <w:pPr>
+        <w:rPr>
+          <w:rFonts w:ascii="Times New Roman" w:hAnsi="Times New Roman" w:cs="Times New Roman"/>
+          <w:sz w:val="28"/>
+          <w:szCs w:val="28"/>
+        </w:rPr>
+      </w:pPr>
+      <w:r>
+        <w:rPr>
+          <w:rFonts w:ascii="Times New Roman" w:hAnsi="Times New Roman" w:cs="Times New Roman"/>
+          <w:sz w:val="28"/>
+          <w:szCs w:val="28"/>
+        </w:rPr>
+        <w:t>GitHub</w:t>
+      </w:r>
+    </w:p>
+    <w:p>
+      <w:pPr>
+        <w:rPr>
+          <w:rFonts w:ascii="Times New Roman" w:hAnsi="Times New Roman" w:cs="Times New Roman"/>
+          <w:sz w:val="28"/>
+          <w:szCs w:val="28"/>
+        </w:rPr>
+      </w:pPr>
+      <w:r>
+        <w:rPr>
+          <w:rFonts w:ascii="Times New Roman" w:hAnsi="Times New Roman" w:cs="Times New Roman"/>
+          <w:sz w:val="28"/>
+          <w:szCs w:val="28"/>
+        </w:rPr>
+        <w:t>Преимущества: Простота использования</w:t>
+      </w:r>
+    </w:p>
+    <w:p>
+      <w:pPr>
+        <w:rPr>
+          <w:rFonts w:ascii="Times New Roman" w:hAnsi="Times New Roman" w:cs="Times New Roman"/>
+          <w:sz w:val="28"/>
+          <w:szCs w:val="28"/>
+        </w:rPr>
+      </w:pPr>
+      <w:r>
+        <w:rPr>
+          <w:rFonts w:ascii="Times New Roman" w:hAnsi="Times New Roman" w:cs="Times New Roman"/>
+          <w:sz w:val="28"/>
+          <w:szCs w:val="28"/>
+        </w:rPr>
+        <w:t>Недостатки: Только онлайн-режим, нет игровых функций</w:t>
+      </w:r>
+    </w:p>
+    <w:p>
+      <w:pPr>
+        <w:rPr>
+          <w:rFonts w:ascii="Times New Roman" w:hAnsi="Times New Roman" w:cs="Times New Roman"/>
+          <w:sz w:val="28"/>
+          <w:szCs w:val="28"/>
+        </w:rPr>
+      </w:pPr>
+      <w:r>
+        <w:rPr>
+          <w:rFonts w:ascii="Times New Roman" w:hAnsi="Times New Roman" w:cs="Times New Roman"/>
+          <w:sz w:val="28"/>
+          <w:szCs w:val="28"/>
+        </w:rPr>
+        <w:t xml:space="preserve">2. </w:t>
+      </w:r>
       <w:r>
         <w:rPr>
           <w:rFonts w:ascii="Times New Roman" w:hAnsi="Times New Roman" w:cs="Times New Roman"/>
@@ -5050,141 +4912,79 @@
           <w:sz w:val="28"/>
           <w:szCs w:val="28"/>
         </w:rPr>
-        <w:t xml:space="preserve"> </w:t>
-      </w:r>
-      <w:r>
-        <w:rPr>
-          <w:rFonts w:ascii="Times New Roman" w:hAnsi="Times New Roman" w:cs="Times New Roman"/>
-          <w:sz w:val="28"/>
-          <w:szCs w:val="28"/>
-        </w:rPr>
-        <w:t>(Python)</w:t>
-      </w:r>
-    </w:p>
-    <w:p>
-      <w:pPr>
-        <w:rPr>
-          <w:rFonts w:ascii="Times New Roman" w:hAnsi="Times New Roman" w:cs="Times New Roman"/>
-          <w:sz w:val="28"/>
-          <w:szCs w:val="28"/>
-        </w:rPr>
-      </w:pPr>
-      <w:r>
-        <w:rPr>
-          <w:rFonts w:ascii="Times New Roman" w:hAnsi="Times New Roman" w:cs="Times New Roman"/>
-          <w:sz w:val="28"/>
-          <w:szCs w:val="28"/>
-        </w:rPr>
-        <w:t xml:space="preserve">Легковесный Python-пакет для доступа к </w:t>
-      </w:r>
-      <w:proofErr w:type="spellStart"/>
-      <w:r>
-        <w:rPr>
-          <w:rFonts w:ascii="Times New Roman" w:hAnsi="Times New Roman" w:cs="Times New Roman"/>
-          <w:sz w:val="28"/>
-          <w:szCs w:val="28"/>
-        </w:rPr>
-        <w:t>ZenQuotes</w:t>
-      </w:r>
-      <w:proofErr w:type="spellEnd"/>
-      <w:r>
-        <w:rPr>
-          <w:rFonts w:ascii="Times New Roman" w:hAnsi="Times New Roman" w:cs="Times New Roman"/>
-          <w:sz w:val="28"/>
-          <w:szCs w:val="28"/>
-        </w:rPr>
-        <w:t xml:space="preserve"> API </w:t>
-      </w:r>
-    </w:p>
-    <w:p>
-      <w:pPr>
-        <w:rPr>
-          <w:rFonts w:ascii="Times New Roman" w:hAnsi="Times New Roman" w:cs="Times New Roman"/>
-          <w:sz w:val="28"/>
-          <w:szCs w:val="28"/>
-        </w:rPr>
-      </w:pPr>
-      <w:proofErr w:type="spellStart"/>
-      <w:r>
-        <w:rPr>
-          <w:rFonts w:ascii="Times New Roman" w:hAnsi="Times New Roman" w:cs="Times New Roman"/>
-          <w:sz w:val="28"/>
-          <w:szCs w:val="28"/>
-        </w:rPr>
-        <w:t>GitHub</w:t>
-      </w:r>
-      <w:proofErr w:type="spellEnd"/>
-    </w:p>
-    <w:p>
-      <w:pPr>
-        <w:rPr>
-          <w:rFonts w:ascii="Times New Roman" w:hAnsi="Times New Roman" w:cs="Times New Roman"/>
-          <w:sz w:val="28"/>
-          <w:szCs w:val="28"/>
-        </w:rPr>
-      </w:pPr>
-      <w:r>
-        <w:rPr>
-          <w:rFonts w:ascii="Times New Roman" w:hAnsi="Times New Roman" w:cs="Times New Roman"/>
-          <w:sz w:val="28"/>
-          <w:szCs w:val="28"/>
-        </w:rPr>
-        <w:t>Преимущества: Простота использования</w:t>
-      </w:r>
-    </w:p>
-    <w:p>
-      <w:pPr>
-        <w:rPr>
-          <w:rFonts w:ascii="Times New Roman" w:hAnsi="Times New Roman" w:cs="Times New Roman"/>
-          <w:sz w:val="28"/>
-          <w:szCs w:val="28"/>
-        </w:rPr>
-      </w:pPr>
-      <w:r>
-        <w:rPr>
-          <w:rFonts w:ascii="Times New Roman" w:hAnsi="Times New Roman" w:cs="Times New Roman"/>
-          <w:sz w:val="28"/>
-          <w:szCs w:val="28"/>
-        </w:rPr>
-        <w:t>Недостатки</w:t>
-      </w:r>
-      <w:proofErr w:type="gramStart"/>
-      <w:r>
-        <w:rPr>
-          <w:rFonts w:ascii="Times New Roman" w:hAnsi="Times New Roman" w:cs="Times New Roman"/>
-          <w:sz w:val="28"/>
-          <w:szCs w:val="28"/>
-        </w:rPr>
-        <w:t>: Только</w:t>
-      </w:r>
-      <w:proofErr w:type="gramEnd"/>
-      <w:r>
-        <w:rPr>
-          <w:rFonts w:ascii="Times New Roman" w:hAnsi="Times New Roman" w:cs="Times New Roman"/>
-          <w:sz w:val="28"/>
-          <w:szCs w:val="28"/>
-        </w:rPr>
-        <w:t xml:space="preserve"> онлайн-режим, нет игровых функций</w:t>
-      </w:r>
-    </w:p>
-    <w:p>
-      <w:pPr>
-        <w:rPr>
-          <w:rFonts w:ascii="Times New Roman" w:hAnsi="Times New Roman" w:cs="Times New Roman"/>
-          <w:sz w:val="28"/>
-          <w:szCs w:val="28"/>
-        </w:rPr>
-      </w:pPr>
-      <w:r>
-        <w:rPr>
-          <w:rFonts w:ascii="Times New Roman" w:hAnsi="Times New Roman" w:cs="Times New Roman"/>
-          <w:sz w:val="28"/>
-          <w:szCs w:val="28"/>
-        </w:rPr>
-        <w:t xml:space="preserve">2. </w:t>
-      </w:r>
-      <w:proofErr w:type="spellStart"/>
-      <w:r>
+        <w:t>Quote Generator Web App</w:t>
+      </w:r>
+    </w:p>
+    <w:p>
+      <w:pPr>
+        <w:rPr>
+          <w:rFonts w:ascii="Times New Roman" w:hAnsi="Times New Roman" w:cs="Times New Roman"/>
+          <w:sz w:val="28"/>
+          <w:szCs w:val="28"/>
+        </w:rPr>
+      </w:pPr>
+      <w:r>
+        <w:rPr>
+          <w:rFonts w:ascii="Times New Roman" w:hAnsi="Times New Roman" w:cs="Times New Roman"/>
+          <w:sz w:val="28"/>
+          <w:szCs w:val="28"/>
+        </w:rPr>
+        <w:t xml:space="preserve">Веб-приложение для генерации цитат по жанрам </w:t>
+      </w:r>
+    </w:p>
+    <w:p>
+      <w:pPr>
+        <w:rPr>
+          <w:rFonts w:ascii="Times New Roman" w:hAnsi="Times New Roman" w:cs="Times New Roman"/>
+          <w:sz w:val="28"/>
+          <w:szCs w:val="28"/>
+        </w:rPr>
+      </w:pPr>
+      <w:r>
+        <w:rPr>
+          <w:rFonts w:ascii="Times New Roman" w:hAnsi="Times New Roman" w:cs="Times New Roman"/>
+          <w:sz w:val="28"/>
+          <w:szCs w:val="28"/>
+        </w:rPr>
+        <w:t>www.slideshare.net</w:t>
+      </w:r>
+    </w:p>
+    <w:p>
+      <w:pPr>
+        <w:rPr>
+          <w:rFonts w:ascii="Times New Roman" w:hAnsi="Times New Roman" w:cs="Times New Roman"/>
+          <w:sz w:val="28"/>
+          <w:szCs w:val="28"/>
+        </w:rPr>
+      </w:pPr>
+      <w:r>
+        <w:rPr>
+          <w:rFonts w:ascii="Times New Roman" w:hAnsi="Times New Roman" w:cs="Times New Roman"/>
+          <w:sz w:val="28"/>
+          <w:szCs w:val="28"/>
+        </w:rPr>
+        <w:t>Преимущества: Графический интерфейс</w:t>
+      </w:r>
+    </w:p>
+    <w:p>
+      <w:pPr>
+        <w:rPr>
+          <w:rFonts w:ascii="Times New Roman" w:hAnsi="Times New Roman" w:cs="Times New Roman"/>
+          <w:sz w:val="28"/>
+          <w:szCs w:val="28"/>
+        </w:rPr>
+      </w:pPr>
+      <w:r>
+        <w:rPr>
+          <w:rFonts w:ascii="Times New Roman" w:hAnsi="Times New Roman" w:cs="Times New Roman"/>
+          <w:sz w:val="28"/>
+          <w:szCs w:val="28"/>
+        </w:rPr>
+        <w:t>Недостатки: Требует браузер, нет офлайн-режима</w:t>
+      </w:r>
+    </w:p>
+    <w:p>
+      <w:pPr>
         <w:rPr>
           <w:rFonts w:ascii="Times New Roman" w:hAnsi="Times New Roman" w:cs="Times New Roman"/>
           <w:i/>
@@ -5192,9 +4992,15 @@
           <w:sz w:val="28"/>
           <w:szCs w:val="28"/>
         </w:rPr>
-        <w:t>Quote</w:t>
-      </w:r>
-      <w:proofErr w:type="spellEnd"/>
+      </w:pPr>
+      <w:r>
+        <w:rPr>
+          <w:rFonts w:ascii="Times New Roman" w:hAnsi="Times New Roman" w:cs="Times New Roman"/>
+          <w:sz w:val="28"/>
+          <w:szCs w:val="28"/>
+        </w:rPr>
+        <w:t xml:space="preserve">3. </w:t>
+      </w:r>
       <w:r>
         <w:rPr>
           <w:rFonts w:ascii="Times New Roman" w:hAnsi="Times New Roman" w:cs="Times New Roman"/>
@@ -5203,9 +5009,76 @@
           <w:sz w:val="28"/>
           <w:szCs w:val="28"/>
         </w:rPr>
-        <w:t xml:space="preserve"> </w:t>
-      </w:r>
-      <w:proofErr w:type="spellStart"/>
+        <w:t>AI Quote Generator (Mobile)</w:t>
+      </w:r>
+    </w:p>
+    <w:p>
+      <w:pPr>
+        <w:rPr>
+          <w:rFonts w:ascii="Times New Roman" w:hAnsi="Times New Roman" w:cs="Times New Roman"/>
+          <w:sz w:val="28"/>
+          <w:szCs w:val="28"/>
+        </w:rPr>
+      </w:pPr>
+      <w:r>
+        <w:rPr>
+          <w:rFonts w:ascii="Times New Roman" w:hAnsi="Times New Roman" w:cs="Times New Roman"/>
+          <w:sz w:val="28"/>
+          <w:szCs w:val="28"/>
+        </w:rPr>
+        <w:t xml:space="preserve">Мобильное приложение с AI-генерацией цитат </w:t>
+      </w:r>
+    </w:p>
+    <w:p>
+      <w:pPr>
+        <w:rPr>
+          <w:rFonts w:ascii="Times New Roman" w:hAnsi="Times New Roman" w:cs="Times New Roman"/>
+          <w:sz w:val="28"/>
+          <w:szCs w:val="28"/>
+        </w:rPr>
+      </w:pPr>
+      <w:r>
+        <w:rPr>
+          <w:rFonts w:ascii="Times New Roman" w:hAnsi="Times New Roman" w:cs="Times New Roman"/>
+          <w:sz w:val="28"/>
+          <w:szCs w:val="28"/>
+        </w:rPr>
+        <w:t>Преимущества: Персонализация, визуальное оформление</w:t>
+      </w:r>
+    </w:p>
+    <w:p>
+      <w:pPr>
+        <w:rPr>
+          <w:rFonts w:ascii="Times New Roman" w:hAnsi="Times New Roman" w:cs="Times New Roman"/>
+          <w:sz w:val="28"/>
+          <w:szCs w:val="28"/>
+        </w:rPr>
+      </w:pPr>
+      <w:r>
+        <w:rPr>
+          <w:rFonts w:ascii="Times New Roman" w:hAnsi="Times New Roman" w:cs="Times New Roman"/>
+          <w:sz w:val="28"/>
+          <w:szCs w:val="28"/>
+        </w:rPr>
+        <w:t>Недостатки: Требует установку, платные функции</w:t>
+      </w:r>
+    </w:p>
+    <w:p>
+      <w:pPr>
+        <w:rPr>
+          <w:rFonts w:ascii="Times New Roman" w:hAnsi="Times New Roman" w:cs="Times New Roman"/>
+          <w:sz w:val="28"/>
+          <w:szCs w:val="28"/>
+        </w:rPr>
+      </w:pPr>
+      <w:r>
+        <w:rPr>
+          <w:rFonts w:ascii="Times New Roman" w:hAnsi="Times New Roman" w:cs="Times New Roman"/>
+          <w:sz w:val="28"/>
+          <w:szCs w:val="28"/>
+        </w:rPr>
+        <w:t xml:space="preserve">4. </w:t>
+      </w:r>
       <w:r>
         <w:rPr>
           <w:rFonts w:ascii="Times New Roman" w:hAnsi="Times New Roman" w:cs="Times New Roman"/>
@@ -5214,284 +5087,6 @@
           <w:sz w:val="28"/>
           <w:szCs w:val="28"/>
         </w:rPr>
-        <w:t>Generator</w:t>
-      </w:r>
-      <w:proofErr w:type="spellEnd"/>
-      <w:r>
-        <w:rPr>
-          <w:rFonts w:ascii="Times New Roman" w:hAnsi="Times New Roman" w:cs="Times New Roman"/>
-          <w:i/>
-          <w:iCs/>
-          <w:sz w:val="28"/>
-          <w:szCs w:val="28"/>
-        </w:rPr>
-        <w:t xml:space="preserve"> Web </w:t>
-      </w:r>
-      <w:proofErr w:type="spellStart"/>
-      <w:r>
-        <w:rPr>
-          <w:rFonts w:ascii="Times New Roman" w:hAnsi="Times New Roman" w:cs="Times New Roman"/>
-          <w:i/>
-          <w:iCs/>
-          <w:sz w:val="28"/>
-          <w:szCs w:val="28"/>
-        </w:rPr>
-        <w:t>App</w:t>
-      </w:r>
-      <w:proofErr w:type="spellEnd"/>
-    </w:p>
-    <w:p>
-      <w:pPr>
-        <w:rPr>
-          <w:rFonts w:ascii="Times New Roman" w:hAnsi="Times New Roman" w:cs="Times New Roman"/>
-          <w:sz w:val="28"/>
-          <w:szCs w:val="28"/>
-        </w:rPr>
-      </w:pPr>
-      <w:r>
-        <w:rPr>
-          <w:rFonts w:ascii="Times New Roman" w:hAnsi="Times New Roman" w:cs="Times New Roman"/>
-          <w:sz w:val="28"/>
-          <w:szCs w:val="28"/>
-        </w:rPr>
-        <w:t xml:space="preserve">Веб-приложение для генерации цитат по жанрам </w:t>
-      </w:r>
-    </w:p>
-    <w:p>
-      <w:pPr>
-        <w:rPr>
-          <w:rFonts w:ascii="Times New Roman" w:hAnsi="Times New Roman" w:cs="Times New Roman"/>
-          <w:sz w:val="28"/>
-          <w:szCs w:val="28"/>
-        </w:rPr>
-      </w:pPr>
-      <w:r>
-        <w:rPr>
-          <w:rFonts w:ascii="Times New Roman" w:hAnsi="Times New Roman" w:cs="Times New Roman"/>
-          <w:sz w:val="28"/>
-          <w:szCs w:val="28"/>
-        </w:rPr>
-        <w:t>www.slideshare.net</w:t>
-      </w:r>
-    </w:p>
-    <w:p>
-      <w:pPr>
-        <w:rPr>
-          <w:rFonts w:ascii="Times New Roman" w:hAnsi="Times New Roman" w:cs="Times New Roman"/>
-          <w:sz w:val="28"/>
-          <w:szCs w:val="28"/>
-        </w:rPr>
-      </w:pPr>
-      <w:r>
-        <w:rPr>
-          <w:rFonts w:ascii="Times New Roman" w:hAnsi="Times New Roman" w:cs="Times New Roman"/>
-          <w:sz w:val="28"/>
-          <w:szCs w:val="28"/>
-        </w:rPr>
-        <w:t>Преимущества: Графический интерфейс</w:t>
-      </w:r>
-    </w:p>
-    <w:p>
-      <w:pPr>
-        <w:rPr>
-          <w:rFonts w:ascii="Times New Roman" w:hAnsi="Times New Roman" w:cs="Times New Roman"/>
-          <w:sz w:val="28"/>
-          <w:szCs w:val="28"/>
-        </w:rPr>
-      </w:pPr>
-      <w:r>
-        <w:rPr>
-          <w:rFonts w:ascii="Times New Roman" w:hAnsi="Times New Roman" w:cs="Times New Roman"/>
-          <w:sz w:val="28"/>
-          <w:szCs w:val="28"/>
-        </w:rPr>
-        <w:t>Недостатки</w:t>
-      </w:r>
-      <w:proofErr w:type="gramStart"/>
-      <w:r>
-        <w:rPr>
-          <w:rFonts w:ascii="Times New Roman" w:hAnsi="Times New Roman" w:cs="Times New Roman"/>
-          <w:sz w:val="28"/>
-          <w:szCs w:val="28"/>
-        </w:rPr>
-        <w:t>: Требует</w:t>
-      </w:r>
-      <w:proofErr w:type="gramEnd"/>
-      <w:r>
-        <w:rPr>
-          <w:rFonts w:ascii="Times New Roman" w:hAnsi="Times New Roman" w:cs="Times New Roman"/>
-          <w:sz w:val="28"/>
-          <w:szCs w:val="28"/>
-        </w:rPr>
-        <w:t xml:space="preserve"> браузер, нет офлайн-режима</w:t>
-      </w:r>
-    </w:p>
-    <w:p>
-      <w:pPr>
-        <w:rPr>
-          <w:rFonts w:ascii="Times New Roman" w:hAnsi="Times New Roman" w:cs="Times New Roman"/>
-          <w:i/>
-          <w:iCs/>
-          <w:sz w:val="28"/>
-          <w:szCs w:val="28"/>
-        </w:rPr>
-      </w:pPr>
-      <w:r>
-        <w:rPr>
-          <w:rFonts w:ascii="Times New Roman" w:hAnsi="Times New Roman" w:cs="Times New Roman"/>
-          <w:sz w:val="28"/>
-          <w:szCs w:val="28"/>
-        </w:rPr>
-        <w:t xml:space="preserve">3. </w:t>
-      </w:r>
-      <w:r>
-        <w:rPr>
-          <w:rFonts w:ascii="Times New Roman" w:hAnsi="Times New Roman" w:cs="Times New Roman"/>
-          <w:i/>
-          <w:iCs/>
-          <w:sz w:val="28"/>
-          <w:szCs w:val="28"/>
-        </w:rPr>
-        <w:t xml:space="preserve">AI </w:t>
-      </w:r>
-      <w:proofErr w:type="spellStart"/>
-      <w:r>
-        <w:rPr>
-          <w:rFonts w:ascii="Times New Roman" w:hAnsi="Times New Roman" w:cs="Times New Roman"/>
-          <w:i/>
-          <w:iCs/>
-          <w:sz w:val="28"/>
-          <w:szCs w:val="28"/>
-        </w:rPr>
-        <w:t>Quote</w:t>
-      </w:r>
-      <w:proofErr w:type="spellEnd"/>
-      <w:r>
-        <w:rPr>
-          <w:rFonts w:ascii="Times New Roman" w:hAnsi="Times New Roman" w:cs="Times New Roman"/>
-          <w:i/>
-          <w:iCs/>
-          <w:sz w:val="28"/>
-          <w:szCs w:val="28"/>
-        </w:rPr>
-        <w:t xml:space="preserve"> </w:t>
-      </w:r>
-      <w:proofErr w:type="spellStart"/>
-      <w:r>
-        <w:rPr>
-          <w:rFonts w:ascii="Times New Roman" w:hAnsi="Times New Roman" w:cs="Times New Roman"/>
-          <w:i/>
-          <w:iCs/>
-          <w:sz w:val="28"/>
-          <w:szCs w:val="28"/>
-        </w:rPr>
-        <w:t>Generator</w:t>
-      </w:r>
-      <w:proofErr w:type="spellEnd"/>
-      <w:r>
-        <w:rPr>
-          <w:rFonts w:ascii="Times New Roman" w:hAnsi="Times New Roman" w:cs="Times New Roman"/>
-          <w:i/>
-          <w:iCs/>
-          <w:sz w:val="28"/>
-          <w:szCs w:val="28"/>
-        </w:rPr>
-        <w:t xml:space="preserve"> (Mobile)</w:t>
-      </w:r>
-    </w:p>
-    <w:p>
-      <w:pPr>
-        <w:rPr>
-          <w:rFonts w:ascii="Times New Roman" w:hAnsi="Times New Roman" w:cs="Times New Roman"/>
-          <w:sz w:val="28"/>
-          <w:szCs w:val="28"/>
-        </w:rPr>
-      </w:pPr>
-      <w:r>
-        <w:rPr>
-          <w:rFonts w:ascii="Times New Roman" w:hAnsi="Times New Roman" w:cs="Times New Roman"/>
-          <w:sz w:val="28"/>
-          <w:szCs w:val="28"/>
-        </w:rPr>
-        <w:t xml:space="preserve">Мобильное приложение с AI-генерацией цитат </w:t>
-      </w:r>
-    </w:p>
-    <w:p>
-      <w:pPr>
-        <w:rPr>
-          <w:rFonts w:ascii="Times New Roman" w:hAnsi="Times New Roman" w:cs="Times New Roman"/>
-          <w:sz w:val="28"/>
-          <w:szCs w:val="28"/>
-        </w:rPr>
-      </w:pPr>
-      <w:r>
-        <w:rPr>
-          <w:rFonts w:ascii="Times New Roman" w:hAnsi="Times New Roman" w:cs="Times New Roman"/>
-          <w:sz w:val="28"/>
-          <w:szCs w:val="28"/>
-        </w:rPr>
-        <w:t>Преимущества: Персонализация, визуальное оформление</w:t>
-      </w:r>
-    </w:p>
-    <w:p>
-      <w:pPr>
-        <w:rPr>
-          <w:rFonts w:ascii="Times New Roman" w:hAnsi="Times New Roman" w:cs="Times New Roman"/>
-          <w:sz w:val="28"/>
-          <w:szCs w:val="28"/>
-        </w:rPr>
-      </w:pPr>
-      <w:r>
-        <w:rPr>
-          <w:rFonts w:ascii="Times New Roman" w:hAnsi="Times New Roman" w:cs="Times New Roman"/>
-          <w:sz w:val="28"/>
-          <w:szCs w:val="28"/>
-        </w:rPr>
-        <w:t>Недостатки</w:t>
-      </w:r>
-      <w:proofErr w:type="gramStart"/>
-      <w:r>
-        <w:rPr>
-          <w:rFonts w:ascii="Times New Roman" w:hAnsi="Times New Roman" w:cs="Times New Roman"/>
-          <w:sz w:val="28"/>
-          <w:szCs w:val="28"/>
-        </w:rPr>
-        <w:t>: Требует</w:t>
-      </w:r>
-      <w:proofErr w:type="gramEnd"/>
-      <w:r>
-        <w:rPr>
-          <w:rFonts w:ascii="Times New Roman" w:hAnsi="Times New Roman" w:cs="Times New Roman"/>
-          <w:sz w:val="28"/>
-          <w:szCs w:val="28"/>
-        </w:rPr>
-        <w:t xml:space="preserve"> установку, платные функции</w:t>
-      </w:r>
-    </w:p>
-    <w:p>
-      <w:pPr>
-        <w:rPr>
-          <w:rFonts w:ascii="Times New Roman" w:hAnsi="Times New Roman" w:cs="Times New Roman"/>
-          <w:sz w:val="28"/>
-          <w:szCs w:val="28"/>
-        </w:rPr>
-      </w:pPr>
-      <w:r>
-        <w:rPr>
-          <w:rFonts w:ascii="Times New Roman" w:hAnsi="Times New Roman" w:cs="Times New Roman"/>
-          <w:sz w:val="28"/>
-          <w:szCs w:val="28"/>
-        </w:rPr>
-        <w:t xml:space="preserve">4. </w:t>
-      </w:r>
-      <w:r>
-        <w:rPr>
-          <w:rFonts w:ascii="Times New Roman" w:hAnsi="Times New Roman" w:cs="Times New Roman"/>
-          <w:i/>
-          <w:iCs/>
-          <w:sz w:val="28"/>
-          <w:szCs w:val="28"/>
-        </w:rPr>
         <w:t>Quoootes.com</w:t>
       </w:r>
     </w:p>
@@ -5560,25 +5155,7 @@
           <w:sz w:val="28"/>
           <w:szCs w:val="28"/>
         </w:rPr>
-        <w:t>Недостатки</w:t>
-      </w:r>
-      <w:proofErr w:type="gramStart"/>
-      <w:r>
-        <w:rPr>
-          <w:rFonts w:ascii="Times New Roman" w:hAnsi="Times New Roman" w:cs="Times New Roman"/>
-          <w:sz w:val="28"/>
-          <w:szCs w:val="28"/>
-        </w:rPr>
-        <w:t>: Только</w:t>
-      </w:r>
-      <w:proofErr w:type="gramEnd"/>
-      <w:r>
-        <w:rPr>
-          <w:rFonts w:ascii="Times New Roman" w:hAnsi="Times New Roman" w:cs="Times New Roman"/>
-          <w:sz w:val="28"/>
-          <w:szCs w:val="28"/>
-        </w:rPr>
-        <w:t xml:space="preserve"> онлайн, нет API</w:t>
+        <w:t>Недостатки: Только онлайн, нет API</w:t>
       </w:r>
     </w:p>
     <w:p>
@@ -5673,21 +5250,9 @@
           <w:szCs w:val="28"/>
         </w:rPr>
         <w:lastRenderedPageBreak/>
-        <w:t xml:space="preserve">5.2. Конкурентные преимущества </w:t>
-      </w:r>
-      <w:proofErr w:type="spellStart"/>
-      <w:r>
-        <w:rPr>
-          <w:rFonts w:ascii="Times New Roman" w:hAnsi="Times New Roman" w:cs="Times New Roman"/>
-          <w:b/>
-          <w:bCs/>
-          <w:sz w:val="28"/>
-          <w:szCs w:val="28"/>
-        </w:rPr>
-        <w:t>ZenQuotesApp</w:t>
+        <w:t>5.2. Конкурентные преимущества ZenQuotesApp</w:t>
       </w:r>
       <w:bookmarkEnd w:id="12"/>
-      <w:proofErr w:type="spellEnd"/>
     </w:p>
     <w:tbl>
       <w:tblPr>
@@ -5762,7 +5327,6 @@
                 <w:szCs w:val="24"/>
               </w:rPr>
             </w:pPr>
-            <w:proofErr w:type="spellStart"/>
             <w:r>
               <w:rPr>
                 <w:rFonts w:ascii="Times New Roman" w:hAnsi="Times New Roman" w:cs="Times New Roman"/>
@@ -5770,29 +5334,8 @@
                 <w:sz w:val="24"/>
                 <w:szCs w:val="24"/>
               </w:rPr>
-              <w:t>ZenQuotes</w:t>
-            </w:r>
-            <w:proofErr w:type="spellEnd"/>
-            <w:r>
-              <w:rPr>
-                <w:rFonts w:ascii="Times New Roman" w:hAnsi="Times New Roman" w:cs="Times New Roman"/>
-                <w:color w:val="000000"/>
-                <w:sz w:val="24"/>
-                <w:szCs w:val="24"/>
-              </w:rPr>
-              <w:t xml:space="preserve"> </w:t>
-            </w:r>
-            <w:proofErr w:type="spellStart"/>
-            <w:r>
-              <w:rPr>
-                <w:rFonts w:ascii="Times New Roman" w:hAnsi="Times New Roman" w:cs="Times New Roman"/>
-                <w:color w:val="000000"/>
-                <w:sz w:val="24"/>
-                <w:szCs w:val="24"/>
-              </w:rPr>
-              <w:t>App</w:t>
-            </w:r>
-            <w:proofErr w:type="spellEnd"/>
+              <w:t>ZenQuotes App</w:t>
+            </w:r>
           </w:p>
         </w:tc>
       </w:tr>
@@ -6032,7 +5575,6 @@
                 <w:szCs w:val="24"/>
               </w:rPr>
             </w:pPr>
-            <w:proofErr w:type="gramStart"/>
             <w:r>
               <w:rPr>
                 <w:rFonts w:ascii="Times New Roman" w:hAnsi="Times New Roman" w:cs="Times New Roman"/>
@@ -6042,7 +5584,6 @@
               </w:rPr>
               <w:t>Поиск по ключевым словам</w:t>
             </w:r>
-            <w:proofErr w:type="gramEnd"/>
           </w:p>
         </w:tc>
         <w:tc>
@@ -6438,25 +5979,7 @@
           <w:sz w:val="28"/>
           <w:szCs w:val="28"/>
         </w:rPr>
-        <w:t>Гибридная работа</w:t>
-      </w:r>
-      <w:proofErr w:type="gramStart"/>
-      <w:r>
-        <w:rPr>
-          <w:rFonts w:ascii="Times New Roman" w:hAnsi="Times New Roman" w:cs="Times New Roman"/>
-          <w:sz w:val="28"/>
-          <w:szCs w:val="28"/>
-        </w:rPr>
-        <w:t>: Онлайн</w:t>
-      </w:r>
-      <w:proofErr w:type="gramEnd"/>
-      <w:r>
-        <w:rPr>
-          <w:rFonts w:ascii="Times New Roman" w:hAnsi="Times New Roman" w:cs="Times New Roman"/>
-          <w:sz w:val="28"/>
-          <w:szCs w:val="28"/>
-        </w:rPr>
-        <w:t xml:space="preserve"> + офлайн режимы</w:t>
+        <w:t>Гибридная работа: Онлайн + офлайн режимы</w:t>
       </w:r>
     </w:p>
     <w:p>
@@ -6658,27 +6181,7 @@
                 <w:szCs w:val="32"/>
                 <w:lang w:val="en-US"/>
               </w:rPr>
-              <w:t xml:space="preserve"> </w:t>
-            </w:r>
-            <w:proofErr w:type="spellStart"/>
-            <w:r>
-              <w:rPr>
-                <w:rFonts w:ascii="Times New Roman" w:hAnsi="Times New Roman" w:cs="Times New Roman"/>
-                <w:sz w:val="32"/>
-                <w:szCs w:val="32"/>
-                <w:lang w:val="en-US"/>
-              </w:rPr>
-              <w:t>Program.cs</w:t>
-            </w:r>
-            <w:proofErr w:type="spellEnd"/>
-            <w:r>
-              <w:rPr>
-                <w:rFonts w:ascii="Times New Roman" w:hAnsi="Times New Roman" w:cs="Times New Roman"/>
-                <w:sz w:val="32"/>
-                <w:szCs w:val="32"/>
-                <w:lang w:val="en-US"/>
-              </w:rPr>
-              <w:t>)</w:t>
+              <w:t xml:space="preserve"> Program.cs)</w:t>
             </w:r>
           </w:p>
         </w:tc>
@@ -6856,27 +6359,7 @@
                 <w:szCs w:val="32"/>
                 <w:lang w:val="en-US"/>
               </w:rPr>
-              <w:t xml:space="preserve"> API client (</w:t>
-            </w:r>
-            <w:proofErr w:type="spellStart"/>
-            <w:r>
-              <w:rPr>
-                <w:rFonts w:ascii="Times New Roman" w:hAnsi="Times New Roman" w:cs="Times New Roman"/>
-                <w:sz w:val="32"/>
-                <w:szCs w:val="32"/>
-                <w:lang w:val="en-US"/>
-              </w:rPr>
-              <w:t>HttpClient</w:t>
-            </w:r>
-            <w:proofErr w:type="spellEnd"/>
-            <w:r>
-              <w:rPr>
-                <w:rFonts w:ascii="Times New Roman" w:hAnsi="Times New Roman" w:cs="Times New Roman"/>
-                <w:sz w:val="32"/>
-                <w:szCs w:val="32"/>
-                <w:lang w:val="en-US"/>
-              </w:rPr>
-              <w:t>)</w:t>
+              <w:t xml:space="preserve"> API client (HttpClient)</w:t>
             </w:r>
           </w:p>
         </w:tc>
@@ -6982,29 +6465,7 @@
           <w:sz w:val="28"/>
           <w:szCs w:val="28"/>
         </w:rPr>
-        <w:t>1. Модель данных (</w:t>
-      </w:r>
-      <w:proofErr w:type="spellStart"/>
-      <w:r>
-        <w:rPr>
-          <w:rFonts w:ascii="Times New Roman" w:hAnsi="Times New Roman" w:cs="Times New Roman"/>
-          <w:b/>
-          <w:bCs/>
-          <w:sz w:val="28"/>
-          <w:szCs w:val="28"/>
-        </w:rPr>
-        <w:t>Quote</w:t>
-      </w:r>
-      <w:proofErr w:type="spellEnd"/>
-      <w:r>
-        <w:rPr>
-          <w:rFonts w:ascii="Times New Roman" w:hAnsi="Times New Roman" w:cs="Times New Roman"/>
-          <w:b/>
-          <w:bCs/>
-          <w:sz w:val="28"/>
-          <w:szCs w:val="28"/>
-        </w:rPr>
-        <w:t>)</w:t>
+        <w:t>1. Модель данных (Quote)</w:t>
       </w:r>
     </w:p>
     <w:p>
@@ -7166,7 +6627,6 @@
         </w:rPr>
         <w:t xml:space="preserve">    [</w:t>
       </w:r>
-      <w:proofErr w:type="spellStart"/>
       <w:r>
         <w:rPr>
           <w:rFonts w:ascii="Cascadia Mono" w:eastAsia="Times New Roman" w:hAnsi="Cascadia Mono" w:cs="Courier New"/>
@@ -7177,7 +6637,6 @@
         </w:rPr>
         <w:t>JsonPropertyName</w:t>
       </w:r>
-      <w:proofErr w:type="spellEnd"/>
       <w:r>
         <w:rPr>
           <w:rFonts w:ascii="Cascadia Mono" w:eastAsia="Times New Roman" w:hAnsi="Cascadia Mono" w:cs="Courier New"/>
@@ -7286,18 +6745,7 @@
           <w:szCs w:val="18"/>
           <w:lang w:val="en-US" w:eastAsia="ru-RU"/>
         </w:rPr>
-        <w:t xml:space="preserve"> Text </w:t>
-      </w:r>
-      <w:proofErr w:type="gramStart"/>
-      <w:r>
-        <w:rPr>
-          <w:rFonts w:ascii="Cascadia Mono" w:eastAsia="Times New Roman" w:hAnsi="Cascadia Mono" w:cs="Courier New"/>
-          <w:color w:val="000000"/>
-          <w:sz w:val="18"/>
-          <w:szCs w:val="18"/>
-          <w:lang w:val="en-US" w:eastAsia="ru-RU"/>
-        </w:rPr>
-        <w:t xml:space="preserve">{ </w:t>
+        <w:t xml:space="preserve"> Text { </w:t>
       </w:r>
       <w:r>
         <w:rPr>
@@ -7309,7 +6757,6 @@
         </w:rPr>
         <w:t>get</w:t>
       </w:r>
-      <w:proofErr w:type="gramEnd"/>
       <w:r>
         <w:rPr>
           <w:rFonts w:ascii="Cascadia Mono" w:eastAsia="Times New Roman" w:hAnsi="Cascadia Mono" w:cs="Courier New"/>
@@ -7410,7 +6857,6 @@
         </w:rPr>
         <w:t xml:space="preserve">    [</w:t>
       </w:r>
-      <w:proofErr w:type="spellStart"/>
       <w:r>
         <w:rPr>
           <w:rFonts w:ascii="Cascadia Mono" w:eastAsia="Times New Roman" w:hAnsi="Cascadia Mono" w:cs="Courier New"/>
@@ -7421,7 +6867,6 @@
         </w:rPr>
         <w:t>JsonPropertyName</w:t>
       </w:r>
-      <w:proofErr w:type="spellEnd"/>
       <w:r>
         <w:rPr>
           <w:rFonts w:ascii="Cascadia Mono" w:eastAsia="Times New Roman" w:hAnsi="Cascadia Mono" w:cs="Courier New"/>
@@ -7530,18 +6975,7 @@
           <w:szCs w:val="18"/>
           <w:lang w:val="en-US" w:eastAsia="ru-RU"/>
         </w:rPr>
-        <w:t xml:space="preserve"> Author </w:t>
-      </w:r>
-      <w:proofErr w:type="gramStart"/>
-      <w:r>
-        <w:rPr>
-          <w:rFonts w:ascii="Cascadia Mono" w:eastAsia="Times New Roman" w:hAnsi="Cascadia Mono" w:cs="Courier New"/>
-          <w:color w:val="000000"/>
-          <w:sz w:val="18"/>
-          <w:szCs w:val="18"/>
-          <w:lang w:val="en-US" w:eastAsia="ru-RU"/>
-        </w:rPr>
-        <w:t xml:space="preserve">{ </w:t>
+        <w:t xml:space="preserve"> Author { </w:t>
       </w:r>
       <w:r>
         <w:rPr>
@@ -7553,7 +6987,6 @@
         </w:rPr>
         <w:t>get</w:t>
       </w:r>
-      <w:proofErr w:type="gramEnd"/>
       <w:r>
         <w:rPr>
           <w:rFonts w:ascii="Cascadia Mono" w:eastAsia="Times New Roman" w:hAnsi="Cascadia Mono" w:cs="Courier New"/>
@@ -7763,28 +7196,8 @@
           <w:sz w:val="28"/>
           <w:szCs w:val="28"/>
         </w:rPr>
-        <w:t xml:space="preserve">Сохранение в </w:t>
-      </w:r>
-      <w:proofErr w:type="spellStart"/>
-      <w:r>
-        <w:rPr>
-          <w:rFonts w:ascii="Times New Roman" w:hAnsi="Times New Roman" w:cs="Times New Roman"/>
-          <w:sz w:val="28"/>
-          <w:szCs w:val="28"/>
-        </w:rPr>
-        <w:t>quotes_</w:t>
-      </w:r>
-      <w:proofErr w:type="gramStart"/>
-      <w:r>
-        <w:rPr>
-          <w:rFonts w:ascii="Times New Roman" w:hAnsi="Times New Roman" w:cs="Times New Roman"/>
-          <w:sz w:val="28"/>
-          <w:szCs w:val="28"/>
-        </w:rPr>
-        <w:t>storage.json</w:t>
-      </w:r>
-      <w:proofErr w:type="spellEnd"/>
-      <w:proofErr w:type="gramEnd"/>
+        <w:t>Сохранение в quotes_storage.json</w:t>
+      </w:r>
     </w:p>
     <w:p>
       <w:pPr>
@@ -8805,23 +8218,13 @@
           <w:szCs w:val="28"/>
         </w:rPr>
       </w:pPr>
-      <w:proofErr w:type="spellStart"/>
-      <w:r>
-        <w:rPr>
-          <w:rFonts w:ascii="Times New Roman" w:hAnsi="Times New Roman" w:cs="Times New Roman"/>
-          <w:sz w:val="28"/>
-          <w:szCs w:val="28"/>
-        </w:rPr>
-        <w:t>Дедупликация</w:t>
-      </w:r>
-      <w:proofErr w:type="spellEnd"/>
-      <w:r>
-        <w:rPr>
-          <w:rFonts w:ascii="Times New Roman" w:hAnsi="Times New Roman" w:cs="Times New Roman"/>
-          <w:sz w:val="28"/>
-          <w:szCs w:val="28"/>
-        </w:rPr>
-        <w:t>: Проверка на уникальность цитат</w:t>
+      <w:r>
+        <w:rPr>
+          <w:rFonts w:ascii="Times New Roman" w:hAnsi="Times New Roman" w:cs="Times New Roman"/>
+          <w:sz w:val="28"/>
+          <w:szCs w:val="28"/>
+        </w:rPr>
+        <w:t>Дедупликация: Проверка на уникальность цитат</w:t>
       </w:r>
     </w:p>
     <w:p>
@@ -9411,23 +8814,13 @@
                 <w:szCs w:val="28"/>
               </w:rPr>
             </w:pPr>
-            <w:proofErr w:type="gramStart"/>
             <w:r>
               <w:rPr>
                 <w:rFonts w:ascii="Times New Roman" w:hAnsi="Times New Roman" w:cs="Times New Roman"/>
                 <w:sz w:val="28"/>
                 <w:szCs w:val="28"/>
               </w:rPr>
-              <w:t>&lt; 3</w:t>
-            </w:r>
-            <w:proofErr w:type="gramEnd"/>
-            <w:r>
-              <w:rPr>
-                <w:rFonts w:ascii="Times New Roman" w:hAnsi="Times New Roman" w:cs="Times New Roman"/>
-                <w:sz w:val="28"/>
-                <w:szCs w:val="28"/>
-              </w:rPr>
-              <w:t xml:space="preserve"> сек</w:t>
+              <w:t>&lt; 3 сек</w:t>
             </w:r>
           </w:p>
         </w:tc>
@@ -9627,23 +9020,13 @@
                 <w:szCs w:val="28"/>
               </w:rPr>
             </w:pPr>
-            <w:proofErr w:type="gramStart"/>
             <w:r>
               <w:rPr>
                 <w:rFonts w:ascii="Times New Roman" w:hAnsi="Times New Roman" w:cs="Times New Roman"/>
                 <w:sz w:val="28"/>
                 <w:szCs w:val="28"/>
               </w:rPr>
-              <w:t>&lt; 1</w:t>
-            </w:r>
-            <w:proofErr w:type="gramEnd"/>
-            <w:r>
-              <w:rPr>
-                <w:rFonts w:ascii="Times New Roman" w:hAnsi="Times New Roman" w:cs="Times New Roman"/>
-                <w:sz w:val="28"/>
-                <w:szCs w:val="28"/>
-              </w:rPr>
-              <w:t xml:space="preserve"> мин на освоение</w:t>
+              <w:t>&lt; 1 мин на освоение</w:t>
             </w:r>
           </w:p>
         </w:tc>
@@ -9970,18 +9353,8 @@
           <w:sz w:val="28"/>
           <w:szCs w:val="28"/>
         </w:rPr>
-        <w:t>Операционная система: Windows/Linux/</w:t>
-      </w:r>
-      <w:proofErr w:type="spellStart"/>
-      <w:r>
-        <w:rPr>
-          <w:rFonts w:ascii="Times New Roman" w:hAnsi="Times New Roman" w:cs="Times New Roman"/>
-          <w:sz w:val="28"/>
-          <w:szCs w:val="28"/>
-        </w:rPr>
-        <w:t>macOS</w:t>
-      </w:r>
-      <w:proofErr w:type="spellEnd"/>
+        <w:t>Операционная система: Windows/Linux/macOS</w:t>
+      </w:r>
     </w:p>
     <w:p>
       <w:pPr>
@@ -10025,282 +9398,177 @@
           <w:szCs w:val="28"/>
         </w:rPr>
       </w:pPr>
-      <w:proofErr w:type="spellStart"/>
-      <w:r>
-        <w:rPr>
-          <w:rFonts w:ascii="Times New Roman" w:hAnsi="Times New Roman" w:cs="Times New Roman"/>
-          <w:sz w:val="28"/>
-          <w:szCs w:val="28"/>
-        </w:rPr>
-        <w:t>git</w:t>
-      </w:r>
-      <w:proofErr w:type="spellEnd"/>
-      <w:r>
-        <w:rPr>
-          <w:rFonts w:ascii="Times New Roman" w:hAnsi="Times New Roman" w:cs="Times New Roman"/>
+      <w:r>
+        <w:rPr>
+          <w:rFonts w:ascii="Times New Roman" w:hAnsi="Times New Roman" w:cs="Times New Roman"/>
+          <w:sz w:val="28"/>
+          <w:szCs w:val="28"/>
+        </w:rPr>
+        <w:t>git clone &lt;repository-url&gt;</w:t>
+      </w:r>
+    </w:p>
+    <w:p>
+      <w:pPr>
+        <w:rPr>
+          <w:rFonts w:ascii="Times New Roman" w:hAnsi="Times New Roman" w:cs="Times New Roman"/>
+          <w:sz w:val="28"/>
+          <w:szCs w:val="28"/>
+        </w:rPr>
+      </w:pPr>
+      <w:r>
+        <w:rPr>
+          <w:rFonts w:ascii="Times New Roman" w:hAnsi="Times New Roman" w:cs="Times New Roman"/>
+          <w:sz w:val="28"/>
+          <w:szCs w:val="28"/>
+        </w:rPr>
+        <w:t>cd ZenQuotesApp</w:t>
+      </w:r>
+    </w:p>
+    <w:p>
+      <w:pPr>
+        <w:rPr>
+          <w:rFonts w:ascii="Times New Roman" w:hAnsi="Times New Roman" w:cs="Times New Roman"/>
+          <w:sz w:val="28"/>
+          <w:szCs w:val="28"/>
+        </w:rPr>
+      </w:pPr>
+    </w:p>
+    <w:p>
+      <w:pPr>
+        <w:rPr>
+          <w:rFonts w:ascii="Times New Roman" w:hAnsi="Times New Roman" w:cs="Times New Roman"/>
+          <w:sz w:val="28"/>
+          <w:szCs w:val="28"/>
+        </w:rPr>
+      </w:pPr>
+      <w:r>
+        <w:rPr>
+          <w:rFonts w:ascii="Times New Roman" w:hAnsi="Times New Roman" w:cs="Times New Roman"/>
+          <w:sz w:val="28"/>
+          <w:szCs w:val="28"/>
+        </w:rPr>
+        <w:t># Сборка проекта</w:t>
+      </w:r>
+    </w:p>
+    <w:p>
+      <w:pPr>
+        <w:rPr>
+          <w:rFonts w:ascii="Times New Roman" w:hAnsi="Times New Roman" w:cs="Times New Roman"/>
+          <w:sz w:val="28"/>
+          <w:szCs w:val="28"/>
+        </w:rPr>
+      </w:pPr>
+      <w:r>
+        <w:rPr>
+          <w:rFonts w:ascii="Times New Roman" w:hAnsi="Times New Roman" w:cs="Times New Roman"/>
+          <w:sz w:val="28"/>
+          <w:szCs w:val="28"/>
+        </w:rPr>
+        <w:t>dotnet build</w:t>
+      </w:r>
+    </w:p>
+    <w:p>
+      <w:pPr>
+        <w:rPr>
+          <w:rFonts w:ascii="Times New Roman" w:hAnsi="Times New Roman" w:cs="Times New Roman"/>
+          <w:sz w:val="28"/>
+          <w:szCs w:val="28"/>
+        </w:rPr>
+      </w:pPr>
+    </w:p>
+    <w:p>
+      <w:pPr>
+        <w:rPr>
+          <w:rFonts w:ascii="Times New Roman" w:hAnsi="Times New Roman" w:cs="Times New Roman"/>
+          <w:sz w:val="28"/>
+          <w:szCs w:val="28"/>
+        </w:rPr>
+      </w:pPr>
+      <w:r>
+        <w:rPr>
+          <w:rFonts w:ascii="Times New Roman" w:hAnsi="Times New Roman" w:cs="Times New Roman"/>
+          <w:sz w:val="28"/>
+          <w:szCs w:val="28"/>
+        </w:rPr>
+        <w:t># Запуск</w:t>
+      </w:r>
+    </w:p>
+    <w:p>
+      <w:pPr>
+        <w:rPr>
+          <w:rFonts w:ascii="Times New Roman" w:hAnsi="Times New Roman" w:cs="Times New Roman"/>
+          <w:sz w:val="28"/>
+          <w:szCs w:val="28"/>
+        </w:rPr>
+      </w:pPr>
+      <w:r>
+        <w:rPr>
+          <w:rFonts w:ascii="Times New Roman" w:hAnsi="Times New Roman" w:cs="Times New Roman"/>
+          <w:sz w:val="28"/>
+          <w:szCs w:val="28"/>
+        </w:rPr>
+        <w:t>dotnet run</w:t>
+      </w:r>
+    </w:p>
+    <w:p>
+      <w:pPr>
+        <w:rPr>
+          <w:rFonts w:ascii="Times New Roman" w:hAnsi="Times New Roman" w:cs="Times New Roman"/>
+          <w:sz w:val="28"/>
+          <w:szCs w:val="28"/>
+        </w:rPr>
+      </w:pPr>
+    </w:p>
+    <w:p>
+      <w:pPr>
+        <w:pStyle w:val="2"/>
+        <w:rPr>
+          <w:rFonts w:ascii="Times New Roman" w:hAnsi="Times New Roman" w:cs="Times New Roman"/>
+          <w:b/>
+          <w:bCs/>
+          <w:sz w:val="28"/>
+          <w:szCs w:val="28"/>
+        </w:rPr>
+      </w:pPr>
+      <w:bookmarkStart w:id="28" w:name="_Toc230636863"/>
+      <w:r>
+        <w:rPr>
+          <w:rFonts w:ascii="Times New Roman" w:hAnsi="Times New Roman" w:cs="Times New Roman"/>
+          <w:b/>
+          <w:bCs/>
+          <w:sz w:val="28"/>
+          <w:szCs w:val="28"/>
+        </w:rPr>
+        <w:t>8.2. Сценарий 1: Первый запуск</w:t>
+      </w:r>
+      <w:bookmarkEnd w:id="28"/>
+      <w:r>
+        <w:rPr>
+          <w:rFonts w:ascii="Times New Roman" w:hAnsi="Times New Roman" w:cs="Times New Roman"/>
+          <w:b/>
+          <w:bCs/>
           <w:sz w:val="28"/>
           <w:szCs w:val="28"/>
         </w:rPr>
         <w:t xml:space="preserve"> </w:t>
       </w:r>
-      <w:proofErr w:type="spellStart"/>
-      <w:r>
-        <w:rPr>
-          <w:rFonts w:ascii="Times New Roman" w:hAnsi="Times New Roman" w:cs="Times New Roman"/>
-          <w:sz w:val="28"/>
-          <w:szCs w:val="28"/>
-        </w:rPr>
-        <w:t>clone</w:t>
-      </w:r>
-      <w:proofErr w:type="spellEnd"/>
-      <w:r>
-        <w:rPr>
-          <w:rFonts w:ascii="Times New Roman" w:hAnsi="Times New Roman" w:cs="Times New Roman"/>
-          <w:sz w:val="28"/>
-          <w:szCs w:val="28"/>
-        </w:rPr>
-        <w:t xml:space="preserve"> &lt;</w:t>
-      </w:r>
-      <w:proofErr w:type="spellStart"/>
-      <w:r>
-        <w:rPr>
-          <w:rFonts w:ascii="Times New Roman" w:hAnsi="Times New Roman" w:cs="Times New Roman"/>
-          <w:sz w:val="28"/>
-          <w:szCs w:val="28"/>
-        </w:rPr>
-        <w:t>repository-url</w:t>
-      </w:r>
-      <w:proofErr w:type="spellEnd"/>
-      <w:r>
-        <w:rPr>
-          <w:rFonts w:ascii="Times New Roman" w:hAnsi="Times New Roman" w:cs="Times New Roman"/>
-          <w:sz w:val="28"/>
-          <w:szCs w:val="28"/>
-        </w:rPr>
-        <w:t>&gt;</w:t>
-      </w:r>
-    </w:p>
-    <w:p>
-      <w:pPr>
-        <w:rPr>
-          <w:rFonts w:ascii="Times New Roman" w:hAnsi="Times New Roman" w:cs="Times New Roman"/>
-          <w:sz w:val="28"/>
-          <w:szCs w:val="28"/>
-        </w:rPr>
-      </w:pPr>
-      <w:proofErr w:type="spellStart"/>
-      <w:r>
-        <w:rPr>
-          <w:rFonts w:ascii="Times New Roman" w:hAnsi="Times New Roman" w:cs="Times New Roman"/>
-          <w:sz w:val="28"/>
-          <w:szCs w:val="28"/>
-        </w:rPr>
-        <w:t>cd</w:t>
-      </w:r>
-      <w:proofErr w:type="spellEnd"/>
-      <w:r>
-        <w:rPr>
-          <w:rFonts w:ascii="Times New Roman" w:hAnsi="Times New Roman" w:cs="Times New Roman"/>
-          <w:sz w:val="28"/>
-          <w:szCs w:val="28"/>
-        </w:rPr>
-        <w:t xml:space="preserve"> </w:t>
-      </w:r>
-      <w:proofErr w:type="spellStart"/>
-      <w:r>
-        <w:rPr>
-          <w:rFonts w:ascii="Times New Roman" w:hAnsi="Times New Roman" w:cs="Times New Roman"/>
-          <w:sz w:val="28"/>
-          <w:szCs w:val="28"/>
-        </w:rPr>
-        <w:t>ZenQuotesApp</w:t>
-      </w:r>
-      <w:proofErr w:type="spellEnd"/>
-    </w:p>
-    <w:p>
-      <w:pPr>
-        <w:rPr>
-          <w:rFonts w:ascii="Times New Roman" w:hAnsi="Times New Roman" w:cs="Times New Roman"/>
-          <w:sz w:val="28"/>
-          <w:szCs w:val="28"/>
-        </w:rPr>
-      </w:pPr>
-    </w:p>
-    <w:p>
-      <w:pPr>
-        <w:rPr>
-          <w:rFonts w:ascii="Times New Roman" w:hAnsi="Times New Roman" w:cs="Times New Roman"/>
-          <w:sz w:val="28"/>
-          <w:szCs w:val="28"/>
-        </w:rPr>
-      </w:pPr>
-      <w:r>
-        <w:rPr>
-          <w:rFonts w:ascii="Times New Roman" w:hAnsi="Times New Roman" w:cs="Times New Roman"/>
-          <w:sz w:val="28"/>
-          <w:szCs w:val="28"/>
-        </w:rPr>
-        <w:t># Сборка проекта</w:t>
-      </w:r>
-    </w:p>
-    <w:p>
-      <w:pPr>
-        <w:rPr>
-          <w:rFonts w:ascii="Times New Roman" w:hAnsi="Times New Roman" w:cs="Times New Roman"/>
-          <w:sz w:val="28"/>
-          <w:szCs w:val="28"/>
-        </w:rPr>
-      </w:pPr>
-      <w:proofErr w:type="spellStart"/>
-      <w:r>
-        <w:rPr>
-          <w:rFonts w:ascii="Times New Roman" w:hAnsi="Times New Roman" w:cs="Times New Roman"/>
-          <w:sz w:val="28"/>
-          <w:szCs w:val="28"/>
-        </w:rPr>
-        <w:t>dotnet</w:t>
-      </w:r>
-      <w:proofErr w:type="spellEnd"/>
-      <w:r>
-        <w:rPr>
-          <w:rFonts w:ascii="Times New Roman" w:hAnsi="Times New Roman" w:cs="Times New Roman"/>
-          <w:sz w:val="28"/>
-          <w:szCs w:val="28"/>
-        </w:rPr>
-        <w:t xml:space="preserve"> </w:t>
-      </w:r>
-      <w:proofErr w:type="spellStart"/>
-      <w:r>
-        <w:rPr>
-          <w:rFonts w:ascii="Times New Roman" w:hAnsi="Times New Roman" w:cs="Times New Roman"/>
-          <w:sz w:val="28"/>
-          <w:szCs w:val="28"/>
-        </w:rPr>
-        <w:t>build</w:t>
-      </w:r>
-      <w:proofErr w:type="spellEnd"/>
-    </w:p>
-    <w:p>
-      <w:pPr>
-        <w:rPr>
-          <w:rFonts w:ascii="Times New Roman" w:hAnsi="Times New Roman" w:cs="Times New Roman"/>
-          <w:sz w:val="28"/>
-          <w:szCs w:val="28"/>
-        </w:rPr>
-      </w:pPr>
-    </w:p>
-    <w:p>
-      <w:pPr>
-        <w:rPr>
-          <w:rFonts w:ascii="Times New Roman" w:hAnsi="Times New Roman" w:cs="Times New Roman"/>
-          <w:sz w:val="28"/>
-          <w:szCs w:val="28"/>
-        </w:rPr>
-      </w:pPr>
-      <w:r>
-        <w:rPr>
-          <w:rFonts w:ascii="Times New Roman" w:hAnsi="Times New Roman" w:cs="Times New Roman"/>
-          <w:sz w:val="28"/>
-          <w:szCs w:val="28"/>
-        </w:rPr>
-        <w:t># Запуск</w:t>
-      </w:r>
-    </w:p>
-    <w:p>
-      <w:pPr>
-        <w:rPr>
-          <w:rFonts w:ascii="Times New Roman" w:hAnsi="Times New Roman" w:cs="Times New Roman"/>
-          <w:sz w:val="28"/>
-          <w:szCs w:val="28"/>
-        </w:rPr>
-      </w:pPr>
-      <w:proofErr w:type="spellStart"/>
-      <w:r>
-        <w:rPr>
-          <w:rFonts w:ascii="Times New Roman" w:hAnsi="Times New Roman" w:cs="Times New Roman"/>
-          <w:sz w:val="28"/>
-          <w:szCs w:val="28"/>
-        </w:rPr>
-        <w:t>dotnet</w:t>
-      </w:r>
-      <w:proofErr w:type="spellEnd"/>
-      <w:r>
-        <w:rPr>
-          <w:rFonts w:ascii="Times New Roman" w:hAnsi="Times New Roman" w:cs="Times New Roman"/>
-          <w:sz w:val="28"/>
-          <w:szCs w:val="28"/>
-        </w:rPr>
-        <w:t xml:space="preserve"> </w:t>
-      </w:r>
-      <w:proofErr w:type="spellStart"/>
-      <w:r>
-        <w:rPr>
-          <w:rFonts w:ascii="Times New Roman" w:hAnsi="Times New Roman" w:cs="Times New Roman"/>
-          <w:sz w:val="28"/>
-          <w:szCs w:val="28"/>
-        </w:rPr>
-        <w:t>run</w:t>
-      </w:r>
-      <w:proofErr w:type="spellEnd"/>
-    </w:p>
-    <w:p>
-      <w:pPr>
-        <w:rPr>
-          <w:rFonts w:ascii="Times New Roman" w:hAnsi="Times New Roman" w:cs="Times New Roman"/>
-          <w:sz w:val="28"/>
-          <w:szCs w:val="28"/>
-        </w:rPr>
-      </w:pPr>
-    </w:p>
-    <w:p>
-      <w:pPr>
-        <w:pStyle w:val="2"/>
-        <w:rPr>
-          <w:rFonts w:ascii="Times New Roman" w:hAnsi="Times New Roman" w:cs="Times New Roman"/>
-          <w:b/>
-          <w:bCs/>
-          <w:sz w:val="28"/>
-          <w:szCs w:val="28"/>
-        </w:rPr>
-      </w:pPr>
-      <w:bookmarkStart w:id="28" w:name="_Toc230636863"/>
-      <w:r>
-        <w:rPr>
-          <w:rFonts w:ascii="Times New Roman" w:hAnsi="Times New Roman" w:cs="Times New Roman"/>
-          <w:b/>
-          <w:bCs/>
-          <w:sz w:val="28"/>
-          <w:szCs w:val="28"/>
-        </w:rPr>
-        <w:t>8.2. Сценарий 1: Первый запуск</w:t>
-      </w:r>
-      <w:bookmarkEnd w:id="28"/>
-      <w:r>
-        <w:rPr>
-          <w:rFonts w:ascii="Times New Roman" w:hAnsi="Times New Roman" w:cs="Times New Roman"/>
-          <w:b/>
-          <w:bCs/>
-          <w:sz w:val="28"/>
-          <w:szCs w:val="28"/>
-        </w:rPr>
-        <w:t xml:space="preserve"> </w:t>
-      </w:r>
-    </w:p>
-    <w:p>
-      <w:pPr>
-        <w:rPr>
-          <w:rFonts w:ascii="Times New Roman" w:hAnsi="Times New Roman" w:cs="Times New Roman"/>
-          <w:b/>
-          <w:bCs/>
-          <w:sz w:val="28"/>
-          <w:szCs w:val="28"/>
-        </w:rPr>
-      </w:pPr>
-      <w:r>
-        <w:rPr>
-          <w:rFonts w:ascii="Times New Roman" w:hAnsi="Times New Roman" w:cs="Times New Roman"/>
-          <w:b/>
-          <w:bCs/>
+    </w:p>
+    <w:p>
+      <w:pPr>
+        <w:rPr>
+          <w:rFonts w:ascii="Times New Roman" w:hAnsi="Times New Roman" w:cs="Times New Roman"/>
+          <w:b/>
+          <w:bCs/>
+          <w:sz w:val="28"/>
+          <w:szCs w:val="28"/>
+        </w:rPr>
+      </w:pPr>
+      <w:r>
+        <w:rPr>
+          <w:rFonts w:ascii="Times New Roman" w:hAnsi="Times New Roman" w:cs="Times New Roman"/>
+          <w:b/>
+          <w:bCs/>
+          <w:noProof/>
           <w:sz w:val="28"/>
           <w:szCs w:val="28"/>
         </w:rPr>
@@ -10436,6 +9704,7 @@
           <w:rFonts w:ascii="Times New Roman" w:hAnsi="Times New Roman" w:cs="Times New Roman"/>
           <w:b/>
           <w:bCs/>
+          <w:noProof/>
           <w:sz w:val="28"/>
           <w:szCs w:val="28"/>
         </w:rPr>
@@ -10516,6 +9785,7 @@
           <w:rFonts w:ascii="Times New Roman" w:hAnsi="Times New Roman" w:cs="Times New Roman"/>
           <w:b/>
           <w:bCs/>
+          <w:noProof/>
           <w:sz w:val="28"/>
           <w:szCs w:val="28"/>
           <w:lang w:val="en-US"/>
@@ -10629,6 +9899,7 @@
           <w:rFonts w:ascii="Times New Roman" w:hAnsi="Times New Roman" w:cs="Times New Roman"/>
           <w:b/>
           <w:bCs/>
+          <w:noProof/>
           <w:sz w:val="28"/>
           <w:szCs w:val="28"/>
         </w:rPr>
@@ -10709,6 +9980,7 @@
           <w:rFonts w:ascii="Times New Roman" w:hAnsi="Times New Roman" w:cs="Times New Roman"/>
           <w:b/>
           <w:bCs/>
+          <w:noProof/>
           <w:sz w:val="28"/>
           <w:szCs w:val="28"/>
           <w:lang w:val="en-US"/>
@@ -10790,6 +10062,7 @@
           <w:rFonts w:ascii="Times New Roman" w:hAnsi="Times New Roman" w:cs="Times New Roman"/>
           <w:b/>
           <w:bCs/>
+          <w:noProof/>
           <w:sz w:val="28"/>
           <w:szCs w:val="28"/>
         </w:rPr>
@@ -10875,39 +10148,32 @@
           <w:szCs w:val="28"/>
         </w:rPr>
       </w:pPr>
-      <w:proofErr w:type="spellStart"/>
-      <w:r>
-        <w:rPr>
-          <w:rFonts w:ascii="Times New Roman" w:hAnsi="Times New Roman" w:cs="Times New Roman"/>
-          <w:b/>
-          <w:bCs/>
-          <w:sz w:val="28"/>
-          <w:szCs w:val="28"/>
-        </w:rPr>
-        <w:t>quotes_</w:t>
-      </w:r>
-      <w:proofErr w:type="gramStart"/>
-      <w:r>
-        <w:rPr>
-          <w:rFonts w:ascii="Times New Roman" w:hAnsi="Times New Roman" w:cs="Times New Roman"/>
-          <w:b/>
-          <w:bCs/>
-          <w:sz w:val="28"/>
-          <w:szCs w:val="28"/>
-        </w:rPr>
-        <w:t>storage.json</w:t>
-      </w:r>
-      <w:proofErr w:type="spellEnd"/>
-      <w:proofErr w:type="gramEnd"/>
-      <w:r>
-        <w:rPr>
-          <w:rFonts w:ascii="Times New Roman" w:hAnsi="Times New Roman" w:cs="Times New Roman"/>
-          <w:b/>
-          <w:bCs/>
-          <w:sz w:val="28"/>
-          <w:szCs w:val="28"/>
-        </w:rPr>
-        <w:t>:</w:t>
+      <w:r>
+        <w:rPr>
+          <w:rFonts w:ascii="Times New Roman" w:hAnsi="Times New Roman" w:cs="Times New Roman"/>
+          <w:b/>
+          <w:bCs/>
+          <w:sz w:val="28"/>
+          <w:szCs w:val="28"/>
+        </w:rPr>
+        <w:t>quotes_storage.json:</w:t>
+      </w:r>
+    </w:p>
+    <w:p>
+      <w:pPr>
+        <w:rPr>
+          <w:rFonts w:ascii="Times New Roman" w:hAnsi="Times New Roman" w:cs="Times New Roman"/>
+          <w:sz w:val="28"/>
+          <w:szCs w:val="28"/>
+        </w:rPr>
+      </w:pPr>
+      <w:r>
+        <w:rPr>
+          <w:rFonts w:ascii="Times New Roman" w:hAnsi="Times New Roman" w:cs="Times New Roman"/>
+          <w:sz w:val="28"/>
+          <w:szCs w:val="28"/>
+        </w:rPr>
+        <w:t>[</w:t>
       </w:r>
     </w:p>
     <w:p>
@@ -10924,9 +10190,17 @@
           <w:rFonts w:ascii="Times New Roman" w:hAnsi="Times New Roman" w:cs="Times New Roman"/>
           <w:sz w:val="28"/>
           <w:szCs w:val="28"/>
+        </w:rPr>
+        <w:t xml:space="preserve">  </w:t>
+      </w:r>
+      <w:r>
+        <w:rPr>
+          <w:rFonts w:ascii="Times New Roman" w:hAnsi="Times New Roman" w:cs="Times New Roman"/>
+          <w:sz w:val="28"/>
+          <w:szCs w:val="28"/>
           <w:lang w:val="en-US"/>
         </w:rPr>
-        <w:t>[</w:t>
+        <w:t>{</w:t>
       </w:r>
     </w:p>
     <w:p>
@@ -10945,43 +10219,24 @@
           <w:szCs w:val="28"/>
           <w:lang w:val="en-US"/>
         </w:rPr>
-        <w:t xml:space="preserve">  {</w:t>
-      </w:r>
-    </w:p>
-    <w:p>
-      <w:pPr>
+        <w:t xml:space="preserve">    "q": "Man is affected not by events but by the view he takes of them.",</w:t>
+      </w:r>
+    </w:p>
+    <w:p>
+      <w:pPr>
+        <w:rPr>
+          <w:rFonts w:ascii="Times New Roman" w:hAnsi="Times New Roman" w:cs="Times New Roman"/>
+          <w:sz w:val="28"/>
+          <w:szCs w:val="28"/>
+        </w:rPr>
+      </w:pPr>
+      <w:r>
         <w:rPr>
           <w:rFonts w:ascii="Times New Roman" w:hAnsi="Times New Roman" w:cs="Times New Roman"/>
           <w:sz w:val="28"/>
           <w:szCs w:val="28"/>
           <w:lang w:val="en-US"/>
         </w:rPr>
-      </w:pPr>
-      <w:r>
-        <w:rPr>
-          <w:rFonts w:ascii="Times New Roman" w:hAnsi="Times New Roman" w:cs="Times New Roman"/>
-          <w:sz w:val="28"/>
-          <w:szCs w:val="28"/>
-          <w:lang w:val="en-US"/>
-        </w:rPr>
-        <w:t xml:space="preserve">    "q": "Man is affected not by events but by the view he takes of them.",</w:t>
-      </w:r>
-    </w:p>
-    <w:p>
-      <w:pPr>
-        <w:rPr>
-          <w:rFonts w:ascii="Times New Roman" w:hAnsi="Times New Roman" w:cs="Times New Roman"/>
-          <w:sz w:val="28"/>
-          <w:szCs w:val="28"/>
-        </w:rPr>
-      </w:pPr>
-      <w:r>
-        <w:rPr>
-          <w:rFonts w:ascii="Times New Roman" w:hAnsi="Times New Roman" w:cs="Times New Roman"/>
-          <w:sz w:val="28"/>
-          <w:szCs w:val="28"/>
-          <w:lang w:val="en-US"/>
-        </w:rPr>
         <w:t xml:space="preserve">    </w:t>
       </w:r>
       <w:r>
@@ -10990,25 +10245,7 @@
           <w:sz w:val="28"/>
           <w:szCs w:val="28"/>
         </w:rPr>
-        <w:t>"a": "</w:t>
-      </w:r>
-      <w:proofErr w:type="spellStart"/>
-      <w:r>
-        <w:rPr>
-          <w:rFonts w:ascii="Times New Roman" w:hAnsi="Times New Roman" w:cs="Times New Roman"/>
-          <w:sz w:val="28"/>
-          <w:szCs w:val="28"/>
-        </w:rPr>
-        <w:t>Seneca</w:t>
-      </w:r>
-      <w:proofErr w:type="spellEnd"/>
-      <w:r>
-        <w:rPr>
-          <w:rFonts w:ascii="Times New Roman" w:hAnsi="Times New Roman" w:cs="Times New Roman"/>
-          <w:sz w:val="28"/>
-          <w:szCs w:val="28"/>
-        </w:rPr>
-        <w:t>"</w:t>
+        <w:t>"a": "Seneca"</w:t>
       </w:r>
     </w:p>
     <w:p>
@@ -11034,15 +10271,13 @@
           <w:rFonts w:ascii="Times New Roman" w:hAnsi="Times New Roman" w:cs="Times New Roman"/>
           <w:sz w:val="28"/>
           <w:szCs w:val="28"/>
-          <w:lang w:val="en-US"/>
-        </w:rPr>
-      </w:pPr>
-      <w:r>
-        <w:rPr>
-          <w:rFonts w:ascii="Times New Roman" w:hAnsi="Times New Roman" w:cs="Times New Roman"/>
-          <w:sz w:val="28"/>
-          <w:szCs w:val="28"/>
-          <w:lang w:val="en-US"/>
+        </w:rPr>
+      </w:pPr>
+      <w:r>
+        <w:rPr>
+          <w:rFonts w:ascii="Times New Roman" w:hAnsi="Times New Roman" w:cs="Times New Roman"/>
+          <w:sz w:val="28"/>
+          <w:szCs w:val="28"/>
         </w:rPr>
         <w:t>]</w:t>
       </w:r>
@@ -11053,7 +10288,6 @@
           <w:rFonts w:ascii="Times New Roman" w:hAnsi="Times New Roman" w:cs="Times New Roman"/>
           <w:sz w:val="28"/>
           <w:szCs w:val="28"/>
-          <w:lang w:val="en-US"/>
         </w:rPr>
       </w:pPr>
     </w:p>
@@ -11151,25 +10385,7 @@
           <w:sz w:val="28"/>
           <w:szCs w:val="28"/>
         </w:rPr>
-        <w:t xml:space="preserve">По итогам работы создано готовое консольное приложение </w:t>
-      </w:r>
-      <w:proofErr w:type="spellStart"/>
-      <w:r>
-        <w:rPr>
-          <w:rFonts w:ascii="Times New Roman" w:hAnsi="Times New Roman" w:cs="Times New Roman"/>
-          <w:sz w:val="28"/>
-          <w:szCs w:val="28"/>
-        </w:rPr>
-        <w:t>ZenQuotesApp</w:t>
-      </w:r>
-      <w:proofErr w:type="spellEnd"/>
-      <w:r>
-        <w:rPr>
-          <w:rFonts w:ascii="Times New Roman" w:hAnsi="Times New Roman" w:cs="Times New Roman"/>
-          <w:sz w:val="28"/>
-          <w:szCs w:val="28"/>
-        </w:rPr>
-        <w:t>. Программа полностью выполняет свои функции: запрашивает цитаты через API, кэширует их в локальный файл и выводит пользователю. Также был успешно внедрен игровой режим. Приложение защищено от обрывов интернета благодаря встроенному резервному пулу данных.</w:t>
+        <w:t>По итогам работы создано готовое консольное приложение ZenQuotesApp. Программа полностью выполняет свои функции: запрашивает цитаты через API, кэширует их в локальный файл и выводит пользователю. Также был успешно внедрен игровой режим. Приложение защищено от обрывов интернета благодаря встроенному резервному пулу данных.</w:t>
       </w:r>
     </w:p>
     <w:p>
@@ -11219,79 +10435,7 @@
           <w:sz w:val="28"/>
           <w:szCs w:val="28"/>
         </w:rPr>
-        <w:t xml:space="preserve">Приложение построено на базе многоуровневой архитектуры. Сетевые операции реализованы через асинхронный </w:t>
-      </w:r>
-      <w:proofErr w:type="spellStart"/>
-      <w:r>
-        <w:rPr>
-          <w:rFonts w:ascii="Times New Roman" w:hAnsi="Times New Roman" w:cs="Times New Roman"/>
-          <w:sz w:val="28"/>
-          <w:szCs w:val="28"/>
-        </w:rPr>
-        <w:t>HttpClient</w:t>
-      </w:r>
-      <w:proofErr w:type="spellEnd"/>
-      <w:r>
-        <w:rPr>
-          <w:rFonts w:ascii="Times New Roman" w:hAnsi="Times New Roman" w:cs="Times New Roman"/>
-          <w:sz w:val="28"/>
-          <w:szCs w:val="28"/>
-        </w:rPr>
-        <w:t xml:space="preserve"> (</w:t>
-      </w:r>
-      <w:proofErr w:type="spellStart"/>
-      <w:r>
-        <w:rPr>
-          <w:rFonts w:ascii="Times New Roman" w:hAnsi="Times New Roman" w:cs="Times New Roman"/>
-          <w:sz w:val="28"/>
-          <w:szCs w:val="28"/>
-        </w:rPr>
-        <w:t>async</w:t>
-      </w:r>
-      <w:proofErr w:type="spellEnd"/>
-      <w:r>
-        <w:rPr>
-          <w:rFonts w:ascii="Times New Roman" w:hAnsi="Times New Roman" w:cs="Times New Roman"/>
-          <w:sz w:val="28"/>
-          <w:szCs w:val="28"/>
-        </w:rPr>
-        <w:t>/</w:t>
-      </w:r>
-      <w:proofErr w:type="spellStart"/>
-      <w:r>
-        <w:rPr>
-          <w:rFonts w:ascii="Times New Roman" w:hAnsi="Times New Roman" w:cs="Times New Roman"/>
-          <w:sz w:val="28"/>
-          <w:szCs w:val="28"/>
-        </w:rPr>
-        <w:t>await</w:t>
-      </w:r>
-      <w:proofErr w:type="spellEnd"/>
-      <w:r>
-        <w:rPr>
-          <w:rFonts w:ascii="Times New Roman" w:hAnsi="Times New Roman" w:cs="Times New Roman"/>
-          <w:sz w:val="28"/>
-          <w:szCs w:val="28"/>
-        </w:rPr>
-        <w:t xml:space="preserve">), что исключает зависание программы. Код структурирован, разбит на модули в соответствии с принципами SOLID и снабжен комментариями. Обработка ошибок покрывает все основные критические точки (сбои сети, отсутствие файла кэша, ошибки </w:t>
-      </w:r>
-      <w:proofErr w:type="spellStart"/>
-      <w:r>
-        <w:rPr>
-          <w:rFonts w:ascii="Times New Roman" w:hAnsi="Times New Roman" w:cs="Times New Roman"/>
-          <w:sz w:val="28"/>
-          <w:szCs w:val="28"/>
-        </w:rPr>
-        <w:t>парсинга</w:t>
-      </w:r>
-      <w:proofErr w:type="spellEnd"/>
-      <w:r>
-        <w:rPr>
-          <w:rFonts w:ascii="Times New Roman" w:hAnsi="Times New Roman" w:cs="Times New Roman"/>
-          <w:sz w:val="28"/>
-          <w:szCs w:val="28"/>
-        </w:rPr>
-        <w:t>).</w:t>
+        <w:t>Приложение построено на базе многоуровневой архитектуры. Сетевые операции реализованы через асинхронный HttpClient (async/await), что исключает зависание программы. Код структурирован, разбит на модули в соответствии с принципами SOLID и снабжен комментариями. Обработка ошибок покрывает все основные критические точки (сбои сети, отсутствие файла кэша, ошибки парсинга).</w:t>
       </w:r>
     </w:p>
     <w:p>
@@ -11477,25 +10621,7 @@
           <w:sz w:val="28"/>
           <w:szCs w:val="28"/>
         </w:rPr>
-        <w:t xml:space="preserve">• Разработать бота для </w:t>
-      </w:r>
-      <w:proofErr w:type="spellStart"/>
-      <w:r>
-        <w:rPr>
-          <w:rFonts w:ascii="Times New Roman" w:hAnsi="Times New Roman" w:cs="Times New Roman"/>
-          <w:sz w:val="28"/>
-          <w:szCs w:val="28"/>
-        </w:rPr>
-        <w:t>Telegram</w:t>
-      </w:r>
-      <w:proofErr w:type="spellEnd"/>
-      <w:r>
-        <w:rPr>
-          <w:rFonts w:ascii="Times New Roman" w:hAnsi="Times New Roman" w:cs="Times New Roman"/>
-          <w:sz w:val="28"/>
-          <w:szCs w:val="28"/>
-        </w:rPr>
-        <w:t xml:space="preserve"> на основе текущей бизнес-логики.</w:t>
+        <w:t>• Разработать бота для Telegram на основе текущей бизнес-логики.</w:t>
       </w:r>
     </w:p>
     <w:sectPr>

--- a/Отчет МДК 02.01. Технология разработки ПО еозИСИП-406 Мусин Д.Р команда 6.docx
+++ b/Отчет МДК 02.01. Технология разработки ПО еозИСИП-406 Мусин Д.Р команда 6.docx
@@ -371,13 +371,23 @@
           <w:szCs w:val="28"/>
         </w:rPr>
       </w:pPr>
-      <w:r>
-        <w:rPr>
-          <w:rFonts w:ascii="Times New Roman" w:hAnsi="Times New Roman" w:cs="Times New Roman"/>
-          <w:sz w:val="28"/>
-          <w:szCs w:val="28"/>
-        </w:rPr>
-        <w:t>Бараковских Александр Анатольевич</w:t>
+      <w:proofErr w:type="spellStart"/>
+      <w:r>
+        <w:rPr>
+          <w:rFonts w:ascii="Times New Roman" w:hAnsi="Times New Roman" w:cs="Times New Roman"/>
+          <w:sz w:val="28"/>
+          <w:szCs w:val="28"/>
+        </w:rPr>
+        <w:t>Бараковских</w:t>
+      </w:r>
+      <w:proofErr w:type="spellEnd"/>
+      <w:r>
+        <w:rPr>
+          <w:rFonts w:ascii="Times New Roman" w:hAnsi="Times New Roman" w:cs="Times New Roman"/>
+          <w:sz w:val="28"/>
+          <w:szCs w:val="28"/>
+        </w:rPr>
+        <w:t xml:space="preserve"> Александр Анатольевич</w:t>
       </w:r>
     </w:p>
     <w:p>
@@ -466,21 +476,23 @@
         </w:rPr>
         <w:t>______</w:t>
       </w:r>
-      <w:r>
-        <w:rPr>
-          <w:rFonts w:ascii="Times New Roman" w:hAnsi="Times New Roman" w:cs="Times New Roman"/>
-          <w:sz w:val="28"/>
-          <w:szCs w:val="28"/>
-        </w:rPr>
-        <w:t>Копотев Н.В</w:t>
-      </w:r>
-      <w:r>
-        <w:rPr>
-          <w:rFonts w:ascii="Times New Roman" w:hAnsi="Times New Roman" w:cs="Times New Roman"/>
-          <w:sz w:val="28"/>
-          <w:szCs w:val="28"/>
-        </w:rPr>
-        <w:t>.</w:t>
+      <w:proofErr w:type="spellStart"/>
+      <w:r>
+        <w:rPr>
+          <w:rFonts w:ascii="Times New Roman" w:hAnsi="Times New Roman" w:cs="Times New Roman"/>
+          <w:sz w:val="28"/>
+          <w:szCs w:val="28"/>
+        </w:rPr>
+        <w:t>Копотнев</w:t>
+      </w:r>
+      <w:proofErr w:type="spellEnd"/>
+      <w:r>
+        <w:rPr>
+          <w:rFonts w:ascii="Times New Roman" w:hAnsi="Times New Roman" w:cs="Times New Roman"/>
+          <w:sz w:val="28"/>
+          <w:szCs w:val="28"/>
+        </w:rPr>
+        <w:t xml:space="preserve"> Н.СВ</w:t>
       </w:r>
       <w:r>
         <w:rPr>
@@ -611,6 +623,7 @@
             </w:rPr>
             <w:t>C</w:t>
           </w:r>
+          <w:proofErr w:type="spellStart"/>
           <w:r>
             <w:rPr>
               <w:b/>
@@ -618,6 +631,7 @@
             </w:rPr>
             <w:t>одержание</w:t>
           </w:r>
+          <w:proofErr w:type="spellEnd"/>
         </w:p>
         <w:p>
           <w:pPr>
@@ -3584,6 +3598,7 @@
           <w:szCs w:val="28"/>
         </w:rPr>
       </w:pPr>
+      <w:proofErr w:type="spellStart"/>
       <w:r>
         <w:rPr>
           <w:rFonts w:ascii="Times New Roman" w:hAnsi="Times New Roman" w:cs="Times New Roman"/>
@@ -3595,6 +3610,7 @@
         <w:lastRenderedPageBreak/>
         <w:t>ZenQuotes</w:t>
       </w:r>
+      <w:proofErr w:type="spellEnd"/>
       <w:r>
         <w:rPr>
           <w:rFonts w:ascii="Times New Roman" w:hAnsi="Times New Roman" w:cs="Times New Roman"/>
@@ -3605,6 +3621,7 @@
         </w:rPr>
         <w:t xml:space="preserve"> </w:t>
       </w:r>
+      <w:proofErr w:type="spellStart"/>
       <w:r>
         <w:rPr>
           <w:rFonts w:ascii="Times New Roman" w:hAnsi="Times New Roman" w:cs="Times New Roman"/>
@@ -3613,7 +3630,18 @@
           <w:sz w:val="28"/>
           <w:szCs w:val="28"/>
         </w:rPr>
-        <w:t>App - Генератор мотивирующих цитат</w:t>
+        <w:t>App</w:t>
+      </w:r>
+      <w:proofErr w:type="spellEnd"/>
+      <w:r>
+        <w:rPr>
+          <w:rFonts w:ascii="Times New Roman" w:hAnsi="Times New Roman" w:cs="Times New Roman"/>
+          <w:b/>
+          <w:bCs/>
+          <w:sz w:val="28"/>
+          <w:szCs w:val="28"/>
+        </w:rPr>
+        <w:t xml:space="preserve"> - Генератор мотивирующих цитат</w:t>
       </w:r>
     </w:p>
     <w:p>
@@ -3668,13 +3696,41 @@
           <w:szCs w:val="28"/>
         </w:rPr>
       </w:pPr>
-      <w:r>
-        <w:rPr>
-          <w:rFonts w:ascii="Times New Roman" w:hAnsi="Times New Roman" w:cs="Times New Roman"/>
-          <w:sz w:val="28"/>
-          <w:szCs w:val="28"/>
-        </w:rPr>
-        <w:t xml:space="preserve">ZenQuotes App — это консольное приложение на C#, которое предоставляет пользователям доступ к коллекции вдохновляющих цитат известных личностей. Приложение работает с API ZenQuotes.io, сохраняя данные локально для обеспечения быстрой работы и возможности офлайн-использования </w:t>
+      <w:proofErr w:type="spellStart"/>
+      <w:r>
+        <w:rPr>
+          <w:rFonts w:ascii="Times New Roman" w:hAnsi="Times New Roman" w:cs="Times New Roman"/>
+          <w:sz w:val="28"/>
+          <w:szCs w:val="28"/>
+        </w:rPr>
+        <w:t>ZenQuotes</w:t>
+      </w:r>
+      <w:proofErr w:type="spellEnd"/>
+      <w:r>
+        <w:rPr>
+          <w:rFonts w:ascii="Times New Roman" w:hAnsi="Times New Roman" w:cs="Times New Roman"/>
+          <w:sz w:val="28"/>
+          <w:szCs w:val="28"/>
+        </w:rPr>
+        <w:t xml:space="preserve"> </w:t>
+      </w:r>
+      <w:proofErr w:type="spellStart"/>
+      <w:r>
+        <w:rPr>
+          <w:rFonts w:ascii="Times New Roman" w:hAnsi="Times New Roman" w:cs="Times New Roman"/>
+          <w:sz w:val="28"/>
+          <w:szCs w:val="28"/>
+        </w:rPr>
+        <w:t>App</w:t>
+      </w:r>
+      <w:proofErr w:type="spellEnd"/>
+      <w:r>
+        <w:rPr>
+          <w:rFonts w:ascii="Times New Roman" w:hAnsi="Times New Roman" w:cs="Times New Roman"/>
+          <w:sz w:val="28"/>
+          <w:szCs w:val="28"/>
+        </w:rPr>
+        <w:t xml:space="preserve"> — это консольное приложение на C#, которое предоставляет пользователям доступ к коллекции вдохновляющих цитат известных личностей. Приложение работает с API ZenQuotes.io, сохраняя данные локально для обеспечения быстрой работы и возможности офлайн-использования </w:t>
       </w:r>
     </w:p>
     <w:p>
@@ -3895,8 +3951,18 @@
           <w:sz w:val="28"/>
           <w:szCs w:val="28"/>
         </w:rPr>
-        <w:t>Интеграция с внешним API ZenQuotes</w:t>
-      </w:r>
+        <w:t xml:space="preserve">Интеграция с внешним API </w:t>
+      </w:r>
+      <w:proofErr w:type="spellStart"/>
+      <w:r>
+        <w:rPr>
+          <w:rFonts w:ascii="Times New Roman" w:hAnsi="Times New Roman" w:cs="Times New Roman"/>
+          <w:sz w:val="28"/>
+          <w:szCs w:val="28"/>
+        </w:rPr>
+        <w:t>ZenQuotes</w:t>
+      </w:r>
+      <w:proofErr w:type="spellEnd"/>
     </w:p>
     <w:p>
       <w:pPr>
@@ -4079,13 +4145,23 @@
           <w:szCs w:val="28"/>
         </w:rPr>
       </w:pPr>
-      <w:r>
-        <w:rPr>
-          <w:rFonts w:ascii="Times New Roman" w:hAnsi="Times New Roman" w:cs="Times New Roman"/>
-          <w:sz w:val="28"/>
-          <w:szCs w:val="28"/>
-        </w:rPr>
-        <w:t>Бараковский Александр Анатольевич</w:t>
+      <w:proofErr w:type="spellStart"/>
+      <w:r>
+        <w:rPr>
+          <w:rFonts w:ascii="Times New Roman" w:hAnsi="Times New Roman" w:cs="Times New Roman"/>
+          <w:sz w:val="28"/>
+          <w:szCs w:val="28"/>
+        </w:rPr>
+        <w:t>Бараковский</w:t>
+      </w:r>
+      <w:proofErr w:type="spellEnd"/>
+      <w:r>
+        <w:rPr>
+          <w:rFonts w:ascii="Times New Roman" w:hAnsi="Times New Roman" w:cs="Times New Roman"/>
+          <w:sz w:val="28"/>
+          <w:szCs w:val="28"/>
+        </w:rPr>
+        <w:t xml:space="preserve"> Александр Анатольевич</w:t>
       </w:r>
     </w:p>
     <w:p>
@@ -4137,23 +4213,6 @@
           <w:szCs w:val="28"/>
         </w:rPr>
         <w:t>Семеновская Елена Александровна</w:t>
-      </w:r>
-    </w:p>
-    <w:p>
-      <w:pPr>
-        <w:rPr>
-          <w:rFonts w:ascii="Times New Roman" w:hAnsi="Times New Roman" w:cs="Times New Roman"/>
-          <w:sz w:val="28"/>
-          <w:szCs w:val="28"/>
-        </w:rPr>
-      </w:pPr>
-      <w:r>
-        <w:rPr>
-          <w:rFonts w:ascii="Times New Roman" w:hAnsi="Times New Roman" w:cs="Times New Roman"/>
-          <w:sz w:val="28"/>
-          <w:szCs w:val="28"/>
-        </w:rPr>
-        <w:t>Ханаев Константин Игоревич</w:t>
       </w:r>
     </w:p>
     <w:p>
@@ -4216,39 +4275,67 @@
           <w:szCs w:val="28"/>
         </w:rPr>
       </w:pPr>
-      <w:r>
-        <w:rPr>
-          <w:rFonts w:ascii="Times New Roman" w:hAnsi="Times New Roman" w:cs="Times New Roman"/>
-          <w:sz w:val="28"/>
-          <w:szCs w:val="28"/>
-        </w:rPr>
-        <w:t>Бараковский Александр Анатольевич</w:t>
-      </w:r>
-    </w:p>
-    <w:p>
-      <w:pPr>
-        <w:rPr>
-          <w:rFonts w:ascii="Times New Roman" w:hAnsi="Times New Roman" w:cs="Times New Roman"/>
-          <w:sz w:val="28"/>
-          <w:szCs w:val="28"/>
-        </w:rPr>
-      </w:pPr>
-    </w:p>
-    <w:p>
-      <w:pPr>
-        <w:rPr>
-          <w:rFonts w:ascii="Times New Roman" w:hAnsi="Times New Roman" w:cs="Times New Roman"/>
-          <w:sz w:val="28"/>
-          <w:szCs w:val="28"/>
-        </w:rPr>
-      </w:pPr>
-      <w:r>
-        <w:rPr>
-          <w:rFonts w:ascii="Times New Roman" w:hAnsi="Times New Roman" w:cs="Times New Roman"/>
-          <w:sz w:val="28"/>
-          <w:szCs w:val="28"/>
-        </w:rPr>
-        <w:t>Разработка backend-логики:</w:t>
+      <w:proofErr w:type="spellStart"/>
+      <w:r>
+        <w:rPr>
+          <w:rFonts w:ascii="Times New Roman" w:hAnsi="Times New Roman" w:cs="Times New Roman"/>
+          <w:sz w:val="28"/>
+          <w:szCs w:val="28"/>
+        </w:rPr>
+        <w:t>Бараковский</w:t>
+      </w:r>
+      <w:proofErr w:type="spellEnd"/>
+      <w:r>
+        <w:rPr>
+          <w:rFonts w:ascii="Times New Roman" w:hAnsi="Times New Roman" w:cs="Times New Roman"/>
+          <w:sz w:val="28"/>
+          <w:szCs w:val="28"/>
+        </w:rPr>
+        <w:t xml:space="preserve"> Александр Анатольевич</w:t>
+      </w:r>
+    </w:p>
+    <w:p>
+      <w:pPr>
+        <w:rPr>
+          <w:rFonts w:ascii="Times New Roman" w:hAnsi="Times New Roman" w:cs="Times New Roman"/>
+          <w:sz w:val="28"/>
+          <w:szCs w:val="28"/>
+        </w:rPr>
+      </w:pPr>
+    </w:p>
+    <w:p>
+      <w:pPr>
+        <w:rPr>
+          <w:rFonts w:ascii="Times New Roman" w:hAnsi="Times New Roman" w:cs="Times New Roman"/>
+          <w:sz w:val="28"/>
+          <w:szCs w:val="28"/>
+        </w:rPr>
+      </w:pPr>
+      <w:r>
+        <w:rPr>
+          <w:rFonts w:ascii="Times New Roman" w:hAnsi="Times New Roman" w:cs="Times New Roman"/>
+          <w:sz w:val="28"/>
+          <w:szCs w:val="28"/>
+        </w:rPr>
+        <w:t xml:space="preserve">Разработка </w:t>
+      </w:r>
+      <w:proofErr w:type="spellStart"/>
+      <w:r>
+        <w:rPr>
+          <w:rFonts w:ascii="Times New Roman" w:hAnsi="Times New Roman" w:cs="Times New Roman"/>
+          <w:sz w:val="28"/>
+          <w:szCs w:val="28"/>
+        </w:rPr>
+        <w:t>backend</w:t>
+      </w:r>
+      <w:proofErr w:type="spellEnd"/>
+      <w:r>
+        <w:rPr>
+          <w:rFonts w:ascii="Times New Roman" w:hAnsi="Times New Roman" w:cs="Times New Roman"/>
+          <w:sz w:val="28"/>
+          <w:szCs w:val="28"/>
+        </w:rPr>
+        <w:t>-логики:</w:t>
       </w:r>
     </w:p>
     <w:p>
@@ -4286,13 +4373,23 @@
           <w:szCs w:val="28"/>
         </w:rPr>
       </w:pPr>
-      <w:r>
-        <w:rPr>
-          <w:rFonts w:ascii="Times New Roman" w:hAnsi="Times New Roman" w:cs="Times New Roman"/>
-          <w:sz w:val="28"/>
-          <w:szCs w:val="28"/>
-        </w:rPr>
-        <w:t>Бараковский Александр Анатольевич</w:t>
+      <w:proofErr w:type="spellStart"/>
+      <w:r>
+        <w:rPr>
+          <w:rFonts w:ascii="Times New Roman" w:hAnsi="Times New Roman" w:cs="Times New Roman"/>
+          <w:sz w:val="28"/>
+          <w:szCs w:val="28"/>
+        </w:rPr>
+        <w:t>Бараковский</w:t>
+      </w:r>
+      <w:proofErr w:type="spellEnd"/>
+      <w:r>
+        <w:rPr>
+          <w:rFonts w:ascii="Times New Roman" w:hAnsi="Times New Roman" w:cs="Times New Roman"/>
+          <w:sz w:val="28"/>
+          <w:szCs w:val="28"/>
+        </w:rPr>
+        <w:t xml:space="preserve"> Александр Анатольевич</w:t>
       </w:r>
     </w:p>
     <w:p>
@@ -4403,165 +4500,6 @@
     </w:p>
     <w:p>
       <w:pPr>
-        <w:rPr>
-          <w:rFonts w:ascii="Times New Roman" w:hAnsi="Times New Roman" w:cs="Times New Roman"/>
-          <w:sz w:val="32"/>
-          <w:szCs w:val="32"/>
-        </w:rPr>
-      </w:pPr>
-      <w:r>
-        <w:rPr>
-          <w:rFonts w:ascii="Times New Roman" w:hAnsi="Times New Roman" w:cs="Times New Roman"/>
-          <w:sz w:val="32"/>
-          <w:szCs w:val="32"/>
-        </w:rPr>
-        <w:br w:type="page"/>
-      </w:r>
-    </w:p>
-    <w:p>
-      <w:pPr>
-        <w:pStyle w:val="1"/>
-        <w:rPr>
-          <w:rFonts w:ascii="Times New Roman" w:hAnsi="Times New Roman" w:cs="Times New Roman"/>
-          <w:b/>
-          <w:bCs/>
-        </w:rPr>
-      </w:pPr>
-      <w:bookmarkStart w:id="6" w:name="_Toc230636841"/>
-      <w:r>
-        <w:rPr>
-          <w:rFonts w:ascii="Times New Roman" w:hAnsi="Times New Roman" w:cs="Times New Roman"/>
-          <w:b/>
-          <w:bCs/>
-        </w:rPr>
-        <w:lastRenderedPageBreak/>
-        <w:t>3. ЦЕЛЕВАЯ АУДИТОРИЯ</w:t>
-      </w:r>
-      <w:bookmarkEnd w:id="6"/>
-    </w:p>
-    <w:p>
-      <w:pPr>
-        <w:rPr>
-          <w:rFonts w:ascii="Times New Roman" w:hAnsi="Times New Roman" w:cs="Times New Roman"/>
-          <w:b/>
-          <w:bCs/>
-          <w:sz w:val="28"/>
-          <w:szCs w:val="28"/>
-        </w:rPr>
-      </w:pPr>
-    </w:p>
-    <w:p>
-      <w:pPr>
-        <w:pStyle w:val="2"/>
-        <w:rPr>
-          <w:rFonts w:ascii="Times New Roman" w:hAnsi="Times New Roman" w:cs="Times New Roman"/>
-          <w:b/>
-          <w:bCs/>
-          <w:sz w:val="28"/>
-          <w:szCs w:val="28"/>
-        </w:rPr>
-      </w:pPr>
-      <w:bookmarkStart w:id="7" w:name="_Toc230636842"/>
-      <w:r>
-        <w:rPr>
-          <w:rFonts w:ascii="Times New Roman" w:hAnsi="Times New Roman" w:cs="Times New Roman"/>
-          <w:b/>
-          <w:bCs/>
-          <w:sz w:val="28"/>
-          <w:szCs w:val="28"/>
-        </w:rPr>
-        <w:t>3.1. Основные группы пользователей</w:t>
-      </w:r>
-      <w:bookmarkEnd w:id="7"/>
-    </w:p>
-    <w:p>
-      <w:pPr>
-        <w:rPr>
-          <w:rFonts w:ascii="Times New Roman" w:hAnsi="Times New Roman" w:cs="Times New Roman"/>
-          <w:sz w:val="28"/>
-          <w:szCs w:val="28"/>
-        </w:rPr>
-      </w:pPr>
-      <w:r>
-        <w:rPr>
-          <w:rFonts w:ascii="Times New Roman" w:hAnsi="Times New Roman" w:cs="Times New Roman"/>
-          <w:sz w:val="28"/>
-          <w:szCs w:val="28"/>
-        </w:rPr>
-        <w:t>• Молодежь и студенты (14-25 лет) — для рефератов, презентаций и учебных работ.</w:t>
-      </w:r>
-    </w:p>
-    <w:p>
-      <w:pPr>
-        <w:rPr>
-          <w:rFonts w:ascii="Times New Roman" w:hAnsi="Times New Roman" w:cs="Times New Roman"/>
-          <w:sz w:val="28"/>
-          <w:szCs w:val="28"/>
-        </w:rPr>
-      </w:pPr>
-      <w:r>
-        <w:rPr>
-          <w:rFonts w:ascii="Times New Roman" w:hAnsi="Times New Roman" w:cs="Times New Roman"/>
-          <w:sz w:val="28"/>
-          <w:szCs w:val="28"/>
-        </w:rPr>
-        <w:t>• Контент-мейкеры / SMM (20-35 лет) — подбор цитат для постов в соцсетях.</w:t>
-      </w:r>
-    </w:p>
-    <w:p>
-      <w:pPr>
-        <w:rPr>
-          <w:rFonts w:ascii="Times New Roman" w:hAnsi="Times New Roman" w:cs="Times New Roman"/>
-          <w:sz w:val="28"/>
-          <w:szCs w:val="28"/>
-        </w:rPr>
-      </w:pPr>
-      <w:r>
-        <w:rPr>
-          <w:rFonts w:ascii="Times New Roman" w:hAnsi="Times New Roman" w:cs="Times New Roman"/>
-          <w:sz w:val="28"/>
-          <w:szCs w:val="28"/>
-        </w:rPr>
-        <w:t>• Преподаватели и лекторы (25-50 лет) — интеграция цитат в обучающие курсы и лекции.</w:t>
-      </w:r>
-    </w:p>
-    <w:p>
-      <w:pPr>
-        <w:rPr>
-          <w:rFonts w:ascii="Times New Roman" w:hAnsi="Times New Roman" w:cs="Times New Roman"/>
-          <w:b/>
-          <w:bCs/>
-          <w:sz w:val="28"/>
-          <w:szCs w:val="28"/>
-        </w:rPr>
-      </w:pPr>
-    </w:p>
-    <w:p>
-      <w:pPr>
-        <w:pStyle w:val="2"/>
-        <w:rPr>
-          <w:rFonts w:ascii="Times New Roman" w:hAnsi="Times New Roman" w:cs="Times New Roman"/>
-          <w:b/>
-          <w:bCs/>
-          <w:sz w:val="28"/>
-          <w:szCs w:val="28"/>
-        </w:rPr>
-      </w:pPr>
-      <w:bookmarkStart w:id="8" w:name="_Toc230636843"/>
-      <w:r>
-        <w:rPr>
-          <w:rFonts w:ascii="Times New Roman" w:hAnsi="Times New Roman" w:cs="Times New Roman"/>
-          <w:b/>
-          <w:bCs/>
-          <w:sz w:val="28"/>
-          <w:szCs w:val="28"/>
-        </w:rPr>
-        <w:t>3.2. Потребности аудитории</w:t>
-      </w:r>
-      <w:bookmarkEnd w:id="8"/>
-    </w:p>
-    <w:p>
-      <w:pPr>
         <w:pStyle w:val="a5"/>
         <w:numPr>
           <w:ilvl w:val="0"/>
@@ -4579,7 +4517,52 @@
           <w:sz w:val="28"/>
           <w:szCs w:val="28"/>
         </w:rPr>
-        <w:t xml:space="preserve"> Быстрый поиск проверенных цитат без необходимости проходить регистрацию.</w:t>
+        <w:t>Дмитриев Роман Николаевич</w:t>
+      </w:r>
+    </w:p>
+    <w:p>
+      <w:pPr>
+        <w:rPr>
+          <w:rFonts w:ascii="Times New Roman" w:hAnsi="Times New Roman" w:cs="Times New Roman"/>
+          <w:sz w:val="28"/>
+          <w:szCs w:val="28"/>
+        </w:rPr>
+      </w:pPr>
+    </w:p>
+    <w:p>
+      <w:pPr>
+        <w:rPr>
+          <w:rFonts w:ascii="Times New Roman" w:hAnsi="Times New Roman" w:cs="Times New Roman"/>
+          <w:sz w:val="28"/>
+          <w:szCs w:val="28"/>
+          <w:lang w:val="en-US"/>
+        </w:rPr>
+      </w:pPr>
+      <w:r>
+        <w:rPr>
+          <w:rFonts w:ascii="Times New Roman" w:hAnsi="Times New Roman" w:cs="Times New Roman"/>
+          <w:sz w:val="28"/>
+          <w:szCs w:val="28"/>
+          <w:lang w:val="en-US"/>
+        </w:rPr>
+        <w:t>UX-</w:t>
+      </w:r>
+      <w:r>
+        <w:rPr>
+          <w:rFonts w:ascii="Times New Roman" w:hAnsi="Times New Roman" w:cs="Times New Roman"/>
+          <w:sz w:val="28"/>
+          <w:szCs w:val="28"/>
+        </w:rPr>
+        <w:t>дизайн</w:t>
+      </w:r>
+      <w:r>
+        <w:rPr>
+          <w:rFonts w:ascii="Times New Roman" w:hAnsi="Times New Roman" w:cs="Times New Roman"/>
+          <w:sz w:val="28"/>
+          <w:szCs w:val="28"/>
+          <w:lang w:val="en-US"/>
+        </w:rPr>
+        <w:t>:</w:t>
       </w:r>
     </w:p>
     <w:p>
@@ -4601,8 +4584,195 @@
           <w:sz w:val="28"/>
           <w:szCs w:val="28"/>
         </w:rPr>
-        <w:t>Наличие фильтров по темам и конкретным авторам.</w:t>
-      </w:r>
+        <w:t>Дмитриев Роман Николаевич</w:t>
+      </w:r>
+    </w:p>
+    <w:p>
+      <w:pPr>
+        <w:rPr>
+          <w:rFonts w:ascii="Times New Roman" w:hAnsi="Times New Roman" w:cs="Times New Roman"/>
+          <w:sz w:val="28"/>
+          <w:szCs w:val="28"/>
+          <w:lang w:val="en-US"/>
+        </w:rPr>
+      </w:pPr>
+    </w:p>
+    <w:p>
+      <w:pPr>
+        <w:rPr>
+          <w:rFonts w:ascii="Times New Roman" w:hAnsi="Times New Roman" w:cs="Times New Roman"/>
+          <w:sz w:val="32"/>
+          <w:szCs w:val="32"/>
+        </w:rPr>
+      </w:pPr>
+      <w:r>
+        <w:rPr>
+          <w:rFonts w:ascii="Times New Roman" w:hAnsi="Times New Roman" w:cs="Times New Roman"/>
+          <w:sz w:val="32"/>
+          <w:szCs w:val="32"/>
+        </w:rPr>
+        <w:br w:type="page"/>
+      </w:r>
+    </w:p>
+    <w:p>
+      <w:pPr>
+        <w:pStyle w:val="1"/>
+        <w:rPr>
+          <w:rFonts w:ascii="Times New Roman" w:hAnsi="Times New Roman" w:cs="Times New Roman"/>
+          <w:b/>
+          <w:bCs/>
+        </w:rPr>
+      </w:pPr>
+      <w:bookmarkStart w:id="6" w:name="_Toc230636841"/>
+      <w:r>
+        <w:rPr>
+          <w:rFonts w:ascii="Times New Roman" w:hAnsi="Times New Roman" w:cs="Times New Roman"/>
+          <w:b/>
+          <w:bCs/>
+        </w:rPr>
+        <w:lastRenderedPageBreak/>
+        <w:t>3. ЦЕЛЕВАЯ АУДИТОРИЯ</w:t>
+      </w:r>
+      <w:bookmarkEnd w:id="6"/>
+    </w:p>
+    <w:p>
+      <w:pPr>
+        <w:rPr>
+          <w:rFonts w:ascii="Times New Roman" w:hAnsi="Times New Roman" w:cs="Times New Roman"/>
+          <w:b/>
+          <w:bCs/>
+          <w:sz w:val="28"/>
+          <w:szCs w:val="28"/>
+        </w:rPr>
+      </w:pPr>
+    </w:p>
+    <w:p>
+      <w:pPr>
+        <w:pStyle w:val="2"/>
+        <w:rPr>
+          <w:rFonts w:ascii="Times New Roman" w:hAnsi="Times New Roman" w:cs="Times New Roman"/>
+          <w:b/>
+          <w:bCs/>
+          <w:sz w:val="28"/>
+          <w:szCs w:val="28"/>
+        </w:rPr>
+      </w:pPr>
+      <w:bookmarkStart w:id="7" w:name="_Toc230636842"/>
+      <w:r>
+        <w:rPr>
+          <w:rFonts w:ascii="Times New Roman" w:hAnsi="Times New Roman" w:cs="Times New Roman"/>
+          <w:b/>
+          <w:bCs/>
+          <w:sz w:val="28"/>
+          <w:szCs w:val="28"/>
+        </w:rPr>
+        <w:t>3.1. Основные группы пользователей</w:t>
+      </w:r>
+      <w:bookmarkEnd w:id="7"/>
+    </w:p>
+    <w:p>
+      <w:pPr>
+        <w:rPr>
+          <w:rFonts w:ascii="Times New Roman" w:hAnsi="Times New Roman" w:cs="Times New Roman"/>
+          <w:sz w:val="28"/>
+          <w:szCs w:val="28"/>
+        </w:rPr>
+      </w:pPr>
+      <w:r>
+        <w:rPr>
+          <w:rFonts w:ascii="Times New Roman" w:hAnsi="Times New Roman" w:cs="Times New Roman"/>
+          <w:sz w:val="28"/>
+          <w:szCs w:val="28"/>
+        </w:rPr>
+        <w:t>• Молодежь и студенты (14-25 лет) — для рефератов, презентаций и учебных работ.</w:t>
+      </w:r>
+    </w:p>
+    <w:p>
+      <w:pPr>
+        <w:rPr>
+          <w:rFonts w:ascii="Times New Roman" w:hAnsi="Times New Roman" w:cs="Times New Roman"/>
+          <w:sz w:val="28"/>
+          <w:szCs w:val="28"/>
+        </w:rPr>
+      </w:pPr>
+      <w:r>
+        <w:rPr>
+          <w:rFonts w:ascii="Times New Roman" w:hAnsi="Times New Roman" w:cs="Times New Roman"/>
+          <w:sz w:val="28"/>
+          <w:szCs w:val="28"/>
+        </w:rPr>
+        <w:t>• Контент-</w:t>
+      </w:r>
+      <w:proofErr w:type="spellStart"/>
+      <w:r>
+        <w:rPr>
+          <w:rFonts w:ascii="Times New Roman" w:hAnsi="Times New Roman" w:cs="Times New Roman"/>
+          <w:sz w:val="28"/>
+          <w:szCs w:val="28"/>
+        </w:rPr>
+        <w:t>мейкеры</w:t>
+      </w:r>
+      <w:proofErr w:type="spellEnd"/>
+      <w:r>
+        <w:rPr>
+          <w:rFonts w:ascii="Times New Roman" w:hAnsi="Times New Roman" w:cs="Times New Roman"/>
+          <w:sz w:val="28"/>
+          <w:szCs w:val="28"/>
+        </w:rPr>
+        <w:t xml:space="preserve"> / SMM (20-35 лет) — подбор цитат для постов в соцсетях.</w:t>
+      </w:r>
+    </w:p>
+    <w:p>
+      <w:pPr>
+        <w:rPr>
+          <w:rFonts w:ascii="Times New Roman" w:hAnsi="Times New Roman" w:cs="Times New Roman"/>
+          <w:sz w:val="28"/>
+          <w:szCs w:val="28"/>
+        </w:rPr>
+      </w:pPr>
+      <w:r>
+        <w:rPr>
+          <w:rFonts w:ascii="Times New Roman" w:hAnsi="Times New Roman" w:cs="Times New Roman"/>
+          <w:sz w:val="28"/>
+          <w:szCs w:val="28"/>
+        </w:rPr>
+        <w:t>• Преподаватели и лекторы (25-50 лет) — интеграция цитат в обучающие курсы и лекции.</w:t>
+      </w:r>
+    </w:p>
+    <w:p>
+      <w:pPr>
+        <w:rPr>
+          <w:rFonts w:ascii="Times New Roman" w:hAnsi="Times New Roman" w:cs="Times New Roman"/>
+          <w:b/>
+          <w:bCs/>
+          <w:sz w:val="28"/>
+          <w:szCs w:val="28"/>
+        </w:rPr>
+      </w:pPr>
+    </w:p>
+    <w:p>
+      <w:pPr>
+        <w:pStyle w:val="2"/>
+        <w:rPr>
+          <w:rFonts w:ascii="Times New Roman" w:hAnsi="Times New Roman" w:cs="Times New Roman"/>
+          <w:b/>
+          <w:bCs/>
+          <w:sz w:val="28"/>
+          <w:szCs w:val="28"/>
+        </w:rPr>
+      </w:pPr>
+      <w:bookmarkStart w:id="8" w:name="_Toc230636843"/>
+      <w:r>
+        <w:rPr>
+          <w:rFonts w:ascii="Times New Roman" w:hAnsi="Times New Roman" w:cs="Times New Roman"/>
+          <w:b/>
+          <w:bCs/>
+          <w:sz w:val="28"/>
+          <w:szCs w:val="28"/>
+        </w:rPr>
+        <w:t>3.2. Потребности аудитории</w:t>
+      </w:r>
+      <w:bookmarkEnd w:id="8"/>
     </w:p>
     <w:p>
       <w:pPr>
@@ -4623,6 +4793,50 @@
           <w:sz w:val="28"/>
           <w:szCs w:val="28"/>
         </w:rPr>
+        <w:t xml:space="preserve"> Быстрый поиск проверенных цитат без необходимости проходить регистрацию.</w:t>
+      </w:r>
+    </w:p>
+    <w:p>
+      <w:pPr>
+        <w:pStyle w:val="a5"/>
+        <w:numPr>
+          <w:ilvl w:val="0"/>
+          <w:numId w:val="4"/>
+        </w:numPr>
+        <w:rPr>
+          <w:rFonts w:ascii="Times New Roman" w:hAnsi="Times New Roman" w:cs="Times New Roman"/>
+          <w:sz w:val="28"/>
+          <w:szCs w:val="28"/>
+        </w:rPr>
+      </w:pPr>
+      <w:r>
+        <w:rPr>
+          <w:rFonts w:ascii="Times New Roman" w:hAnsi="Times New Roman" w:cs="Times New Roman"/>
+          <w:sz w:val="28"/>
+          <w:szCs w:val="28"/>
+        </w:rPr>
+        <w:t>Наличие фильтров по темам и конкретным авторам.</w:t>
+      </w:r>
+    </w:p>
+    <w:p>
+      <w:pPr>
+        <w:pStyle w:val="a5"/>
+        <w:numPr>
+          <w:ilvl w:val="0"/>
+          <w:numId w:val="4"/>
+        </w:numPr>
+        <w:rPr>
+          <w:rFonts w:ascii="Times New Roman" w:hAnsi="Times New Roman" w:cs="Times New Roman"/>
+          <w:sz w:val="28"/>
+          <w:szCs w:val="28"/>
+        </w:rPr>
+      </w:pPr>
+      <w:r>
+        <w:rPr>
+          <w:rFonts w:ascii="Times New Roman" w:hAnsi="Times New Roman" w:cs="Times New Roman"/>
+          <w:sz w:val="28"/>
+          <w:szCs w:val="28"/>
+        </w:rPr>
         <w:t xml:space="preserve"> Автономный (офлайн) доступ к сохраненной базе цитат.</w:t>
       </w:r>
     </w:p>
@@ -4801,6 +5015,7 @@
         </w:rPr>
         <w:t xml:space="preserve">1. </w:t>
       </w:r>
+      <w:proofErr w:type="spellStart"/>
       <w:r>
         <w:rPr>
           <w:rFonts w:ascii="Times New Roman" w:hAnsi="Times New Roman" w:cs="Times New Roman"/>
@@ -4809,101 +5024,9 @@
           <w:sz w:val="28"/>
           <w:szCs w:val="28"/>
         </w:rPr>
-        <w:t xml:space="preserve">ZenquotesPy </w:t>
-      </w:r>
-      <w:r>
-        <w:rPr>
-          <w:rFonts w:ascii="Times New Roman" w:hAnsi="Times New Roman" w:cs="Times New Roman"/>
-          <w:sz w:val="28"/>
-          <w:szCs w:val="28"/>
-        </w:rPr>
-        <w:t>(Python)</w:t>
-      </w:r>
-    </w:p>
-    <w:p>
-      <w:pPr>
-        <w:rPr>
-          <w:rFonts w:ascii="Times New Roman" w:hAnsi="Times New Roman" w:cs="Times New Roman"/>
-          <w:sz w:val="28"/>
-          <w:szCs w:val="28"/>
-        </w:rPr>
-      </w:pPr>
-      <w:r>
-        <w:rPr>
-          <w:rFonts w:ascii="Times New Roman" w:hAnsi="Times New Roman" w:cs="Times New Roman"/>
-          <w:sz w:val="28"/>
-          <w:szCs w:val="28"/>
-        </w:rPr>
-        <w:t xml:space="preserve">Легковесный Python-пакет для доступа к ZenQuotes API </w:t>
-      </w:r>
-    </w:p>
-    <w:p>
-      <w:pPr>
-        <w:rPr>
-          <w:rFonts w:ascii="Times New Roman" w:hAnsi="Times New Roman" w:cs="Times New Roman"/>
-          <w:sz w:val="28"/>
-          <w:szCs w:val="28"/>
-        </w:rPr>
-      </w:pPr>
-      <w:r>
-        <w:rPr>
-          <w:rFonts w:ascii="Times New Roman" w:hAnsi="Times New Roman" w:cs="Times New Roman"/>
-          <w:sz w:val="28"/>
-          <w:szCs w:val="28"/>
-        </w:rPr>
-        <w:t>GitHub</w:t>
-      </w:r>
-    </w:p>
-    <w:p>
-      <w:pPr>
-        <w:rPr>
-          <w:rFonts w:ascii="Times New Roman" w:hAnsi="Times New Roman" w:cs="Times New Roman"/>
-          <w:sz w:val="28"/>
-          <w:szCs w:val="28"/>
-        </w:rPr>
-      </w:pPr>
-      <w:r>
-        <w:rPr>
-          <w:rFonts w:ascii="Times New Roman" w:hAnsi="Times New Roman" w:cs="Times New Roman"/>
-          <w:sz w:val="28"/>
-          <w:szCs w:val="28"/>
-        </w:rPr>
-        <w:t>Преимущества: Простота использования</w:t>
-      </w:r>
-    </w:p>
-    <w:p>
-      <w:pPr>
-        <w:rPr>
-          <w:rFonts w:ascii="Times New Roman" w:hAnsi="Times New Roman" w:cs="Times New Roman"/>
-          <w:sz w:val="28"/>
-          <w:szCs w:val="28"/>
-        </w:rPr>
-      </w:pPr>
-      <w:r>
-        <w:rPr>
-          <w:rFonts w:ascii="Times New Roman" w:hAnsi="Times New Roman" w:cs="Times New Roman"/>
-          <w:sz w:val="28"/>
-          <w:szCs w:val="28"/>
-        </w:rPr>
-        <w:t>Недостатки: Только онлайн-режим, нет игровых функций</w:t>
-      </w:r>
-    </w:p>
-    <w:p>
-      <w:pPr>
-        <w:rPr>
-          <w:rFonts w:ascii="Times New Roman" w:hAnsi="Times New Roman" w:cs="Times New Roman"/>
-          <w:sz w:val="28"/>
-          <w:szCs w:val="28"/>
-        </w:rPr>
-      </w:pPr>
-      <w:r>
-        <w:rPr>
-          <w:rFonts w:ascii="Times New Roman" w:hAnsi="Times New Roman" w:cs="Times New Roman"/>
-          <w:sz w:val="28"/>
-          <w:szCs w:val="28"/>
-        </w:rPr>
-        <w:t xml:space="preserve">2. </w:t>
-      </w:r>
+        <w:t>ZenquotesPy</w:t>
+      </w:r>
+      <w:proofErr w:type="spellEnd"/>
       <w:r>
         <w:rPr>
           <w:rFonts w:ascii="Times New Roman" w:hAnsi="Times New Roman" w:cs="Times New Roman"/>
@@ -4912,79 +5035,123 @@
           <w:sz w:val="28"/>
           <w:szCs w:val="28"/>
         </w:rPr>
-        <w:t>Quote Generator Web App</w:t>
-      </w:r>
-    </w:p>
-    <w:p>
-      <w:pPr>
-        <w:rPr>
-          <w:rFonts w:ascii="Times New Roman" w:hAnsi="Times New Roman" w:cs="Times New Roman"/>
-          <w:sz w:val="28"/>
-          <w:szCs w:val="28"/>
-        </w:rPr>
-      </w:pPr>
-      <w:r>
-        <w:rPr>
-          <w:rFonts w:ascii="Times New Roman" w:hAnsi="Times New Roman" w:cs="Times New Roman"/>
-          <w:sz w:val="28"/>
-          <w:szCs w:val="28"/>
-        </w:rPr>
-        <w:t xml:space="preserve">Веб-приложение для генерации цитат по жанрам </w:t>
-      </w:r>
-    </w:p>
-    <w:p>
-      <w:pPr>
-        <w:rPr>
-          <w:rFonts w:ascii="Times New Roman" w:hAnsi="Times New Roman" w:cs="Times New Roman"/>
-          <w:sz w:val="28"/>
-          <w:szCs w:val="28"/>
-        </w:rPr>
-      </w:pPr>
-      <w:r>
-        <w:rPr>
-          <w:rFonts w:ascii="Times New Roman" w:hAnsi="Times New Roman" w:cs="Times New Roman"/>
-          <w:sz w:val="28"/>
-          <w:szCs w:val="28"/>
-        </w:rPr>
-        <w:t>www.slideshare.net</w:t>
-      </w:r>
-    </w:p>
-    <w:p>
-      <w:pPr>
-        <w:rPr>
-          <w:rFonts w:ascii="Times New Roman" w:hAnsi="Times New Roman" w:cs="Times New Roman"/>
-          <w:sz w:val="28"/>
-          <w:szCs w:val="28"/>
-        </w:rPr>
-      </w:pPr>
-      <w:r>
-        <w:rPr>
-          <w:rFonts w:ascii="Times New Roman" w:hAnsi="Times New Roman" w:cs="Times New Roman"/>
-          <w:sz w:val="28"/>
-          <w:szCs w:val="28"/>
-        </w:rPr>
-        <w:t>Преимущества: Графический интерфейс</w:t>
-      </w:r>
-    </w:p>
-    <w:p>
-      <w:pPr>
-        <w:rPr>
-          <w:rFonts w:ascii="Times New Roman" w:hAnsi="Times New Roman" w:cs="Times New Roman"/>
-          <w:sz w:val="28"/>
-          <w:szCs w:val="28"/>
-        </w:rPr>
-      </w:pPr>
-      <w:r>
-        <w:rPr>
-          <w:rFonts w:ascii="Times New Roman" w:hAnsi="Times New Roman" w:cs="Times New Roman"/>
-          <w:sz w:val="28"/>
-          <w:szCs w:val="28"/>
-        </w:rPr>
-        <w:t>Недостатки: Требует браузер, нет офлайн-режима</w:t>
-      </w:r>
-    </w:p>
-    <w:p>
-      <w:pPr>
+        <w:t xml:space="preserve"> </w:t>
+      </w:r>
+      <w:r>
+        <w:rPr>
+          <w:rFonts w:ascii="Times New Roman" w:hAnsi="Times New Roman" w:cs="Times New Roman"/>
+          <w:sz w:val="28"/>
+          <w:szCs w:val="28"/>
+        </w:rPr>
+        <w:t>(Python)</w:t>
+      </w:r>
+    </w:p>
+    <w:p>
+      <w:pPr>
+        <w:rPr>
+          <w:rFonts w:ascii="Times New Roman" w:hAnsi="Times New Roman" w:cs="Times New Roman"/>
+          <w:sz w:val="28"/>
+          <w:szCs w:val="28"/>
+        </w:rPr>
+      </w:pPr>
+      <w:r>
+        <w:rPr>
+          <w:rFonts w:ascii="Times New Roman" w:hAnsi="Times New Roman" w:cs="Times New Roman"/>
+          <w:sz w:val="28"/>
+          <w:szCs w:val="28"/>
+        </w:rPr>
+        <w:t xml:space="preserve">Легковесный Python-пакет для доступа к </w:t>
+      </w:r>
+      <w:proofErr w:type="spellStart"/>
+      <w:r>
+        <w:rPr>
+          <w:rFonts w:ascii="Times New Roman" w:hAnsi="Times New Roman" w:cs="Times New Roman"/>
+          <w:sz w:val="28"/>
+          <w:szCs w:val="28"/>
+        </w:rPr>
+        <w:t>ZenQuotes</w:t>
+      </w:r>
+      <w:proofErr w:type="spellEnd"/>
+      <w:r>
+        <w:rPr>
+          <w:rFonts w:ascii="Times New Roman" w:hAnsi="Times New Roman" w:cs="Times New Roman"/>
+          <w:sz w:val="28"/>
+          <w:szCs w:val="28"/>
+        </w:rPr>
+        <w:t xml:space="preserve"> API </w:t>
+      </w:r>
+    </w:p>
+    <w:p>
+      <w:pPr>
+        <w:rPr>
+          <w:rFonts w:ascii="Times New Roman" w:hAnsi="Times New Roman" w:cs="Times New Roman"/>
+          <w:sz w:val="28"/>
+          <w:szCs w:val="28"/>
+        </w:rPr>
+      </w:pPr>
+      <w:proofErr w:type="spellStart"/>
+      <w:r>
+        <w:rPr>
+          <w:rFonts w:ascii="Times New Roman" w:hAnsi="Times New Roman" w:cs="Times New Roman"/>
+          <w:sz w:val="28"/>
+          <w:szCs w:val="28"/>
+        </w:rPr>
+        <w:t>GitHub</w:t>
+      </w:r>
+      <w:proofErr w:type="spellEnd"/>
+    </w:p>
+    <w:p>
+      <w:pPr>
+        <w:rPr>
+          <w:rFonts w:ascii="Times New Roman" w:hAnsi="Times New Roman" w:cs="Times New Roman"/>
+          <w:sz w:val="28"/>
+          <w:szCs w:val="28"/>
+        </w:rPr>
+      </w:pPr>
+      <w:r>
+        <w:rPr>
+          <w:rFonts w:ascii="Times New Roman" w:hAnsi="Times New Roman" w:cs="Times New Roman"/>
+          <w:sz w:val="28"/>
+          <w:szCs w:val="28"/>
+        </w:rPr>
+        <w:t>Преимущества: Простота использования</w:t>
+      </w:r>
+    </w:p>
+    <w:p>
+      <w:pPr>
+        <w:rPr>
+          <w:rFonts w:ascii="Times New Roman" w:hAnsi="Times New Roman" w:cs="Times New Roman"/>
+          <w:sz w:val="28"/>
+          <w:szCs w:val="28"/>
+        </w:rPr>
+      </w:pPr>
+      <w:r>
+        <w:rPr>
+          <w:rFonts w:ascii="Times New Roman" w:hAnsi="Times New Roman" w:cs="Times New Roman"/>
+          <w:sz w:val="28"/>
+          <w:szCs w:val="28"/>
+        </w:rPr>
+        <w:t>Недостатки: Только онлайн-режим, нет игровых функций</w:t>
+      </w:r>
+    </w:p>
+    <w:p>
+      <w:pPr>
+        <w:rPr>
+          <w:rFonts w:ascii="Times New Roman" w:hAnsi="Times New Roman" w:cs="Times New Roman"/>
+          <w:sz w:val="28"/>
+          <w:szCs w:val="28"/>
+        </w:rPr>
+      </w:pPr>
+      <w:r>
+        <w:rPr>
+          <w:rFonts w:ascii="Times New Roman" w:hAnsi="Times New Roman" w:cs="Times New Roman"/>
+          <w:sz w:val="28"/>
+          <w:szCs w:val="28"/>
+        </w:rPr>
+        <w:t xml:space="preserve">2. </w:t>
+      </w:r>
+      <w:proofErr w:type="spellStart"/>
+      <w:r>
         <w:rPr>
           <w:rFonts w:ascii="Times New Roman" w:hAnsi="Times New Roman" w:cs="Times New Roman"/>
           <w:i/>
@@ -4992,15 +5159,9 @@
           <w:sz w:val="28"/>
           <w:szCs w:val="28"/>
         </w:rPr>
-      </w:pPr>
-      <w:r>
-        <w:rPr>
-          <w:rFonts w:ascii="Times New Roman" w:hAnsi="Times New Roman" w:cs="Times New Roman"/>
-          <w:sz w:val="28"/>
-          <w:szCs w:val="28"/>
-        </w:rPr>
-        <w:t xml:space="preserve">3. </w:t>
-      </w:r>
+        <w:t>Quote</w:t>
+      </w:r>
+      <w:proofErr w:type="spellEnd"/>
       <w:r>
         <w:rPr>
           <w:rFonts w:ascii="Times New Roman" w:hAnsi="Times New Roman" w:cs="Times New Roman"/>
@@ -5009,7 +5170,182 @@
           <w:sz w:val="28"/>
           <w:szCs w:val="28"/>
         </w:rPr>
-        <w:t>AI Quote Generator (Mobile)</w:t>
+        <w:t xml:space="preserve"> </w:t>
+      </w:r>
+      <w:proofErr w:type="spellStart"/>
+      <w:r>
+        <w:rPr>
+          <w:rFonts w:ascii="Times New Roman" w:hAnsi="Times New Roman" w:cs="Times New Roman"/>
+          <w:i/>
+          <w:iCs/>
+          <w:sz w:val="28"/>
+          <w:szCs w:val="28"/>
+        </w:rPr>
+        <w:t>Generator</w:t>
+      </w:r>
+      <w:proofErr w:type="spellEnd"/>
+      <w:r>
+        <w:rPr>
+          <w:rFonts w:ascii="Times New Roman" w:hAnsi="Times New Roman" w:cs="Times New Roman"/>
+          <w:i/>
+          <w:iCs/>
+          <w:sz w:val="28"/>
+          <w:szCs w:val="28"/>
+        </w:rPr>
+        <w:t xml:space="preserve"> Web </w:t>
+      </w:r>
+      <w:proofErr w:type="spellStart"/>
+      <w:r>
+        <w:rPr>
+          <w:rFonts w:ascii="Times New Roman" w:hAnsi="Times New Roman" w:cs="Times New Roman"/>
+          <w:i/>
+          <w:iCs/>
+          <w:sz w:val="28"/>
+          <w:szCs w:val="28"/>
+        </w:rPr>
+        <w:t>App</w:t>
+      </w:r>
+      <w:proofErr w:type="spellEnd"/>
+    </w:p>
+    <w:p>
+      <w:pPr>
+        <w:rPr>
+          <w:rFonts w:ascii="Times New Roman" w:hAnsi="Times New Roman" w:cs="Times New Roman"/>
+          <w:sz w:val="28"/>
+          <w:szCs w:val="28"/>
+        </w:rPr>
+      </w:pPr>
+      <w:r>
+        <w:rPr>
+          <w:rFonts w:ascii="Times New Roman" w:hAnsi="Times New Roman" w:cs="Times New Roman"/>
+          <w:sz w:val="28"/>
+          <w:szCs w:val="28"/>
+        </w:rPr>
+        <w:t xml:space="preserve">Веб-приложение для генерации цитат по жанрам </w:t>
+      </w:r>
+    </w:p>
+    <w:p>
+      <w:pPr>
+        <w:rPr>
+          <w:rFonts w:ascii="Times New Roman" w:hAnsi="Times New Roman" w:cs="Times New Roman"/>
+          <w:sz w:val="28"/>
+          <w:szCs w:val="28"/>
+        </w:rPr>
+      </w:pPr>
+      <w:r>
+        <w:rPr>
+          <w:rFonts w:ascii="Times New Roman" w:hAnsi="Times New Roman" w:cs="Times New Roman"/>
+          <w:sz w:val="28"/>
+          <w:szCs w:val="28"/>
+        </w:rPr>
+        <w:t>www.slideshare.net</w:t>
+      </w:r>
+    </w:p>
+    <w:p>
+      <w:pPr>
+        <w:rPr>
+          <w:rFonts w:ascii="Times New Roman" w:hAnsi="Times New Roman" w:cs="Times New Roman"/>
+          <w:sz w:val="28"/>
+          <w:szCs w:val="28"/>
+        </w:rPr>
+      </w:pPr>
+      <w:r>
+        <w:rPr>
+          <w:rFonts w:ascii="Times New Roman" w:hAnsi="Times New Roman" w:cs="Times New Roman"/>
+          <w:sz w:val="28"/>
+          <w:szCs w:val="28"/>
+        </w:rPr>
+        <w:t>Преимущества: Графический интерфейс</w:t>
+      </w:r>
+    </w:p>
+    <w:p>
+      <w:pPr>
+        <w:rPr>
+          <w:rFonts w:ascii="Times New Roman" w:hAnsi="Times New Roman" w:cs="Times New Roman"/>
+          <w:sz w:val="28"/>
+          <w:szCs w:val="28"/>
+        </w:rPr>
+      </w:pPr>
+      <w:r>
+        <w:rPr>
+          <w:rFonts w:ascii="Times New Roman" w:hAnsi="Times New Roman" w:cs="Times New Roman"/>
+          <w:sz w:val="28"/>
+          <w:szCs w:val="28"/>
+        </w:rPr>
+        <w:t>Недостатки: Требует браузер, нет офлайн-режима</w:t>
+      </w:r>
+    </w:p>
+    <w:p>
+      <w:pPr>
+        <w:rPr>
+          <w:rFonts w:ascii="Times New Roman" w:hAnsi="Times New Roman" w:cs="Times New Roman"/>
+          <w:i/>
+          <w:iCs/>
+          <w:sz w:val="28"/>
+          <w:szCs w:val="28"/>
+        </w:rPr>
+      </w:pPr>
+      <w:r>
+        <w:rPr>
+          <w:rFonts w:ascii="Times New Roman" w:hAnsi="Times New Roman" w:cs="Times New Roman"/>
+          <w:sz w:val="28"/>
+          <w:szCs w:val="28"/>
+        </w:rPr>
+        <w:t xml:space="preserve">3. </w:t>
+      </w:r>
+      <w:r>
+        <w:rPr>
+          <w:rFonts w:ascii="Times New Roman" w:hAnsi="Times New Roman" w:cs="Times New Roman"/>
+          <w:i/>
+          <w:iCs/>
+          <w:sz w:val="28"/>
+          <w:szCs w:val="28"/>
+        </w:rPr>
+        <w:t xml:space="preserve">AI </w:t>
+      </w:r>
+      <w:proofErr w:type="spellStart"/>
+      <w:r>
+        <w:rPr>
+          <w:rFonts w:ascii="Times New Roman" w:hAnsi="Times New Roman" w:cs="Times New Roman"/>
+          <w:i/>
+          <w:iCs/>
+          <w:sz w:val="28"/>
+          <w:szCs w:val="28"/>
+        </w:rPr>
+        <w:t>Quote</w:t>
+      </w:r>
+      <w:proofErr w:type="spellEnd"/>
+      <w:r>
+        <w:rPr>
+          <w:rFonts w:ascii="Times New Roman" w:hAnsi="Times New Roman" w:cs="Times New Roman"/>
+          <w:i/>
+          <w:iCs/>
+          <w:sz w:val="28"/>
+          <w:szCs w:val="28"/>
+        </w:rPr>
+        <w:t xml:space="preserve"> </w:t>
+      </w:r>
+      <w:proofErr w:type="spellStart"/>
+      <w:r>
+        <w:rPr>
+          <w:rFonts w:ascii="Times New Roman" w:hAnsi="Times New Roman" w:cs="Times New Roman"/>
+          <w:i/>
+          <w:iCs/>
+          <w:sz w:val="28"/>
+          <w:szCs w:val="28"/>
+        </w:rPr>
+        <w:t>Generator</w:t>
+      </w:r>
+      <w:proofErr w:type="spellEnd"/>
+      <w:r>
+        <w:rPr>
+          <w:rFonts w:ascii="Times New Roman" w:hAnsi="Times New Roman" w:cs="Times New Roman"/>
+          <w:i/>
+          <w:iCs/>
+          <w:sz w:val="28"/>
+          <w:szCs w:val="28"/>
+        </w:rPr>
+        <w:t xml:space="preserve"> (Mobile)</w:t>
       </w:r>
     </w:p>
     <w:p>
@@ -5250,9 +5586,21 @@
           <w:szCs w:val="28"/>
         </w:rPr>
         <w:lastRenderedPageBreak/>
-        <w:t>5.2. Конкурентные преимущества ZenQuotesApp</w:t>
+        <w:t xml:space="preserve">5.2. Конкурентные преимущества </w:t>
+      </w:r>
+      <w:proofErr w:type="spellStart"/>
+      <w:r>
+        <w:rPr>
+          <w:rFonts w:ascii="Times New Roman" w:hAnsi="Times New Roman" w:cs="Times New Roman"/>
+          <w:b/>
+          <w:bCs/>
+          <w:sz w:val="28"/>
+          <w:szCs w:val="28"/>
+        </w:rPr>
+        <w:t>ZenQuotesApp</w:t>
       </w:r>
       <w:bookmarkEnd w:id="12"/>
+      <w:proofErr w:type="spellEnd"/>
     </w:p>
     <w:tbl>
       <w:tblPr>
@@ -5327,6 +5675,7 @@
                 <w:szCs w:val="24"/>
               </w:rPr>
             </w:pPr>
+            <w:proofErr w:type="spellStart"/>
             <w:r>
               <w:rPr>
                 <w:rFonts w:ascii="Times New Roman" w:hAnsi="Times New Roman" w:cs="Times New Roman"/>
@@ -5334,8 +5683,29 @@
                 <w:sz w:val="24"/>
                 <w:szCs w:val="24"/>
               </w:rPr>
-              <w:t>ZenQuotes App</w:t>
-            </w:r>
+              <w:t>ZenQuotes</w:t>
+            </w:r>
+            <w:proofErr w:type="spellEnd"/>
+            <w:r>
+              <w:rPr>
+                <w:rFonts w:ascii="Times New Roman" w:hAnsi="Times New Roman" w:cs="Times New Roman"/>
+                <w:color w:val="000000"/>
+                <w:sz w:val="24"/>
+                <w:szCs w:val="24"/>
+              </w:rPr>
+              <w:t xml:space="preserve"> </w:t>
+            </w:r>
+            <w:proofErr w:type="spellStart"/>
+            <w:r>
+              <w:rPr>
+                <w:rFonts w:ascii="Times New Roman" w:hAnsi="Times New Roman" w:cs="Times New Roman"/>
+                <w:color w:val="000000"/>
+                <w:sz w:val="24"/>
+                <w:szCs w:val="24"/>
+              </w:rPr>
+              <w:t>App</w:t>
+            </w:r>
+            <w:proofErr w:type="spellEnd"/>
           </w:p>
         </w:tc>
       </w:tr>
@@ -6181,7 +6551,27 @@
                 <w:szCs w:val="32"/>
                 <w:lang w:val="en-US"/>
               </w:rPr>
-              <w:t xml:space="preserve"> Program.cs)</w:t>
+              <w:t xml:space="preserve"> </w:t>
+            </w:r>
+            <w:proofErr w:type="spellStart"/>
+            <w:r>
+              <w:rPr>
+                <w:rFonts w:ascii="Times New Roman" w:hAnsi="Times New Roman" w:cs="Times New Roman"/>
+                <w:sz w:val="32"/>
+                <w:szCs w:val="32"/>
+                <w:lang w:val="en-US"/>
+              </w:rPr>
+              <w:t>Program.cs</w:t>
+            </w:r>
+            <w:proofErr w:type="spellEnd"/>
+            <w:r>
+              <w:rPr>
+                <w:rFonts w:ascii="Times New Roman" w:hAnsi="Times New Roman" w:cs="Times New Roman"/>
+                <w:sz w:val="32"/>
+                <w:szCs w:val="32"/>
+                <w:lang w:val="en-US"/>
+              </w:rPr>
+              <w:t>)</w:t>
             </w:r>
           </w:p>
         </w:tc>
@@ -6359,7 +6749,27 @@
                 <w:szCs w:val="32"/>
                 <w:lang w:val="en-US"/>
               </w:rPr>
-              <w:t xml:space="preserve"> API client (HttpClient)</w:t>
+              <w:t xml:space="preserve"> API client (</w:t>
+            </w:r>
+            <w:proofErr w:type="spellStart"/>
+            <w:r>
+              <w:rPr>
+                <w:rFonts w:ascii="Times New Roman" w:hAnsi="Times New Roman" w:cs="Times New Roman"/>
+                <w:sz w:val="32"/>
+                <w:szCs w:val="32"/>
+                <w:lang w:val="en-US"/>
+              </w:rPr>
+              <w:t>HttpClient</w:t>
+            </w:r>
+            <w:proofErr w:type="spellEnd"/>
+            <w:r>
+              <w:rPr>
+                <w:rFonts w:ascii="Times New Roman" w:hAnsi="Times New Roman" w:cs="Times New Roman"/>
+                <w:sz w:val="32"/>
+                <w:szCs w:val="32"/>
+                <w:lang w:val="en-US"/>
+              </w:rPr>
+              <w:t>)</w:t>
             </w:r>
           </w:p>
         </w:tc>
@@ -6465,7 +6875,29 @@
           <w:sz w:val="28"/>
           <w:szCs w:val="28"/>
         </w:rPr>
-        <w:t>1. Модель данных (Quote)</w:t>
+        <w:t>1. Модель данных (</w:t>
+      </w:r>
+      <w:proofErr w:type="spellStart"/>
+      <w:r>
+        <w:rPr>
+          <w:rFonts w:ascii="Times New Roman" w:hAnsi="Times New Roman" w:cs="Times New Roman"/>
+          <w:b/>
+          <w:bCs/>
+          <w:sz w:val="28"/>
+          <w:szCs w:val="28"/>
+        </w:rPr>
+        <w:t>Quote</w:t>
+      </w:r>
+      <w:proofErr w:type="spellEnd"/>
+      <w:r>
+        <w:rPr>
+          <w:rFonts w:ascii="Times New Roman" w:hAnsi="Times New Roman" w:cs="Times New Roman"/>
+          <w:b/>
+          <w:bCs/>
+          <w:sz w:val="28"/>
+          <w:szCs w:val="28"/>
+        </w:rPr>
+        <w:t>)</w:t>
       </w:r>
     </w:p>
     <w:p>
@@ -6627,6 +7059,7 @@
         </w:rPr>
         <w:t xml:space="preserve">    [</w:t>
       </w:r>
+      <w:proofErr w:type="spellStart"/>
       <w:r>
         <w:rPr>
           <w:rFonts w:ascii="Cascadia Mono" w:eastAsia="Times New Roman" w:hAnsi="Cascadia Mono" w:cs="Courier New"/>
@@ -6637,6 +7070,7 @@
         </w:rPr>
         <w:t>JsonPropertyName</w:t>
       </w:r>
+      <w:proofErr w:type="spellEnd"/>
       <w:r>
         <w:rPr>
           <w:rFonts w:ascii="Cascadia Mono" w:eastAsia="Times New Roman" w:hAnsi="Cascadia Mono" w:cs="Courier New"/>
@@ -6857,6 +7291,7 @@
         </w:rPr>
         <w:t xml:space="preserve">    [</w:t>
       </w:r>
+      <w:proofErr w:type="spellStart"/>
       <w:r>
         <w:rPr>
           <w:rFonts w:ascii="Cascadia Mono" w:eastAsia="Times New Roman" w:hAnsi="Cascadia Mono" w:cs="Courier New"/>
@@ -6867,6 +7302,7 @@
         </w:rPr>
         <w:t>JsonPropertyName</w:t>
       </w:r>
+      <w:proofErr w:type="spellEnd"/>
       <w:r>
         <w:rPr>
           <w:rFonts w:ascii="Cascadia Mono" w:eastAsia="Times New Roman" w:hAnsi="Cascadia Mono" w:cs="Courier New"/>
@@ -7196,8 +7632,18 @@
           <w:sz w:val="28"/>
           <w:szCs w:val="28"/>
         </w:rPr>
-        <w:t>Сохранение в quotes_storage.json</w:t>
-      </w:r>
+        <w:t xml:space="preserve">Сохранение в </w:t>
+      </w:r>
+      <w:proofErr w:type="spellStart"/>
+      <w:r>
+        <w:rPr>
+          <w:rFonts w:ascii="Times New Roman" w:hAnsi="Times New Roman" w:cs="Times New Roman"/>
+          <w:sz w:val="28"/>
+          <w:szCs w:val="28"/>
+        </w:rPr>
+        <w:t>quotes_storage.json</w:t>
+      </w:r>
+      <w:proofErr w:type="spellEnd"/>
     </w:p>
     <w:p>
       <w:pPr>
@@ -8218,13 +8664,23 @@
           <w:szCs w:val="28"/>
         </w:rPr>
       </w:pPr>
-      <w:r>
-        <w:rPr>
-          <w:rFonts w:ascii="Times New Roman" w:hAnsi="Times New Roman" w:cs="Times New Roman"/>
-          <w:sz w:val="28"/>
-          <w:szCs w:val="28"/>
-        </w:rPr>
-        <w:t>Дедупликация: Проверка на уникальность цитат</w:t>
+      <w:proofErr w:type="spellStart"/>
+      <w:r>
+        <w:rPr>
+          <w:rFonts w:ascii="Times New Roman" w:hAnsi="Times New Roman" w:cs="Times New Roman"/>
+          <w:sz w:val="28"/>
+          <w:szCs w:val="28"/>
+        </w:rPr>
+        <w:t>Дедупликация</w:t>
+      </w:r>
+      <w:proofErr w:type="spellEnd"/>
+      <w:r>
+        <w:rPr>
+          <w:rFonts w:ascii="Times New Roman" w:hAnsi="Times New Roman" w:cs="Times New Roman"/>
+          <w:sz w:val="28"/>
+          <w:szCs w:val="28"/>
+        </w:rPr>
+        <w:t>: Проверка на уникальность цитат</w:t>
       </w:r>
     </w:p>
     <w:p>
@@ -9353,8 +9809,18 @@
           <w:sz w:val="28"/>
           <w:szCs w:val="28"/>
         </w:rPr>
-        <w:t>Операционная система: Windows/Linux/macOS</w:t>
-      </w:r>
+        <w:t>Операционная система: Windows/Linux/</w:t>
+      </w:r>
+      <w:proofErr w:type="spellStart"/>
+      <w:r>
+        <w:rPr>
+          <w:rFonts w:ascii="Times New Roman" w:hAnsi="Times New Roman" w:cs="Times New Roman"/>
+          <w:sz w:val="28"/>
+          <w:szCs w:val="28"/>
+        </w:rPr>
+        <w:t>macOS</w:t>
+      </w:r>
+      <w:proofErr w:type="spellEnd"/>
     </w:p>
     <w:p>
       <w:pPr>
@@ -9398,31 +9864,97 @@
           <w:szCs w:val="28"/>
         </w:rPr>
       </w:pPr>
-      <w:r>
-        <w:rPr>
-          <w:rFonts w:ascii="Times New Roman" w:hAnsi="Times New Roman" w:cs="Times New Roman"/>
-          <w:sz w:val="28"/>
-          <w:szCs w:val="28"/>
-        </w:rPr>
-        <w:t>git clone &lt;repository-url&gt;</w:t>
-      </w:r>
-    </w:p>
-    <w:p>
-      <w:pPr>
-        <w:rPr>
-          <w:rFonts w:ascii="Times New Roman" w:hAnsi="Times New Roman" w:cs="Times New Roman"/>
-          <w:sz w:val="28"/>
-          <w:szCs w:val="28"/>
-        </w:rPr>
-      </w:pPr>
-      <w:r>
-        <w:rPr>
-          <w:rFonts w:ascii="Times New Roman" w:hAnsi="Times New Roman" w:cs="Times New Roman"/>
-          <w:sz w:val="28"/>
-          <w:szCs w:val="28"/>
-        </w:rPr>
-        <w:t>cd ZenQuotesApp</w:t>
-      </w:r>
+      <w:proofErr w:type="spellStart"/>
+      <w:r>
+        <w:rPr>
+          <w:rFonts w:ascii="Times New Roman" w:hAnsi="Times New Roman" w:cs="Times New Roman"/>
+          <w:sz w:val="28"/>
+          <w:szCs w:val="28"/>
+        </w:rPr>
+        <w:t>git</w:t>
+      </w:r>
+      <w:proofErr w:type="spellEnd"/>
+      <w:r>
+        <w:rPr>
+          <w:rFonts w:ascii="Times New Roman" w:hAnsi="Times New Roman" w:cs="Times New Roman"/>
+          <w:sz w:val="28"/>
+          <w:szCs w:val="28"/>
+        </w:rPr>
+        <w:t xml:space="preserve"> </w:t>
+      </w:r>
+      <w:proofErr w:type="spellStart"/>
+      <w:r>
+        <w:rPr>
+          <w:rFonts w:ascii="Times New Roman" w:hAnsi="Times New Roman" w:cs="Times New Roman"/>
+          <w:sz w:val="28"/>
+          <w:szCs w:val="28"/>
+        </w:rPr>
+        <w:t>clone</w:t>
+      </w:r>
+      <w:proofErr w:type="spellEnd"/>
+      <w:r>
+        <w:rPr>
+          <w:rFonts w:ascii="Times New Roman" w:hAnsi="Times New Roman" w:cs="Times New Roman"/>
+          <w:sz w:val="28"/>
+          <w:szCs w:val="28"/>
+        </w:rPr>
+        <w:t xml:space="preserve"> &lt;</w:t>
+      </w:r>
+      <w:proofErr w:type="spellStart"/>
+      <w:r>
+        <w:rPr>
+          <w:rFonts w:ascii="Times New Roman" w:hAnsi="Times New Roman" w:cs="Times New Roman"/>
+          <w:sz w:val="28"/>
+          <w:szCs w:val="28"/>
+        </w:rPr>
+        <w:t>repository-url</w:t>
+      </w:r>
+      <w:proofErr w:type="spellEnd"/>
+      <w:r>
+        <w:rPr>
+          <w:rFonts w:ascii="Times New Roman" w:hAnsi="Times New Roman" w:cs="Times New Roman"/>
+          <w:sz w:val="28"/>
+          <w:szCs w:val="28"/>
+        </w:rPr>
+        <w:t>&gt;</w:t>
+      </w:r>
+    </w:p>
+    <w:p>
+      <w:pPr>
+        <w:rPr>
+          <w:rFonts w:ascii="Times New Roman" w:hAnsi="Times New Roman" w:cs="Times New Roman"/>
+          <w:sz w:val="28"/>
+          <w:szCs w:val="28"/>
+        </w:rPr>
+      </w:pPr>
+      <w:proofErr w:type="spellStart"/>
+      <w:r>
+        <w:rPr>
+          <w:rFonts w:ascii="Times New Roman" w:hAnsi="Times New Roman" w:cs="Times New Roman"/>
+          <w:sz w:val="28"/>
+          <w:szCs w:val="28"/>
+        </w:rPr>
+        <w:t>cd</w:t>
+      </w:r>
+      <w:proofErr w:type="spellEnd"/>
+      <w:r>
+        <w:rPr>
+          <w:rFonts w:ascii="Times New Roman" w:hAnsi="Times New Roman" w:cs="Times New Roman"/>
+          <w:sz w:val="28"/>
+          <w:szCs w:val="28"/>
+        </w:rPr>
+        <w:t xml:space="preserve"> </w:t>
+      </w:r>
+      <w:proofErr w:type="spellStart"/>
+      <w:r>
+        <w:rPr>
+          <w:rFonts w:ascii="Times New Roman" w:hAnsi="Times New Roman" w:cs="Times New Roman"/>
+          <w:sz w:val="28"/>
+          <w:szCs w:val="28"/>
+        </w:rPr>
+        <w:t>ZenQuotesApp</w:t>
+      </w:r>
+      <w:proofErr w:type="spellEnd"/>
     </w:p>
     <w:p>
       <w:pPr>
@@ -9458,14 +9990,34 @@
           <w:szCs w:val="28"/>
         </w:rPr>
       </w:pPr>
-      <w:r>
-        <w:rPr>
-          <w:rFonts w:ascii="Times New Roman" w:hAnsi="Times New Roman" w:cs="Times New Roman"/>
-          <w:sz w:val="28"/>
-          <w:szCs w:val="28"/>
-        </w:rPr>
-        <w:t>dotnet build</w:t>
-      </w:r>
+      <w:proofErr w:type="spellStart"/>
+      <w:r>
+        <w:rPr>
+          <w:rFonts w:ascii="Times New Roman" w:hAnsi="Times New Roman" w:cs="Times New Roman"/>
+          <w:sz w:val="28"/>
+          <w:szCs w:val="28"/>
+        </w:rPr>
+        <w:t>dotnet</w:t>
+      </w:r>
+      <w:proofErr w:type="spellEnd"/>
+      <w:r>
+        <w:rPr>
+          <w:rFonts w:ascii="Times New Roman" w:hAnsi="Times New Roman" w:cs="Times New Roman"/>
+          <w:sz w:val="28"/>
+          <w:szCs w:val="28"/>
+        </w:rPr>
+        <w:t xml:space="preserve"> </w:t>
+      </w:r>
+      <w:proofErr w:type="spellStart"/>
+      <w:r>
+        <w:rPr>
+          <w:rFonts w:ascii="Times New Roman" w:hAnsi="Times New Roman" w:cs="Times New Roman"/>
+          <w:sz w:val="28"/>
+          <w:szCs w:val="28"/>
+        </w:rPr>
+        <w:t>build</w:t>
+      </w:r>
+      <w:proofErr w:type="spellEnd"/>
     </w:p>
     <w:p>
       <w:pPr>
@@ -9501,14 +10053,34 @@
           <w:szCs w:val="28"/>
         </w:rPr>
       </w:pPr>
-      <w:r>
-        <w:rPr>
-          <w:rFonts w:ascii="Times New Roman" w:hAnsi="Times New Roman" w:cs="Times New Roman"/>
-          <w:sz w:val="28"/>
-          <w:szCs w:val="28"/>
-        </w:rPr>
-        <w:t>dotnet run</w:t>
-      </w:r>
+      <w:proofErr w:type="spellStart"/>
+      <w:r>
+        <w:rPr>
+          <w:rFonts w:ascii="Times New Roman" w:hAnsi="Times New Roman" w:cs="Times New Roman"/>
+          <w:sz w:val="28"/>
+          <w:szCs w:val="28"/>
+        </w:rPr>
+        <w:t>dotnet</w:t>
+      </w:r>
+      <w:proofErr w:type="spellEnd"/>
+      <w:r>
+        <w:rPr>
+          <w:rFonts w:ascii="Times New Roman" w:hAnsi="Times New Roman" w:cs="Times New Roman"/>
+          <w:sz w:val="28"/>
+          <w:szCs w:val="28"/>
+        </w:rPr>
+        <w:t xml:space="preserve"> </w:t>
+      </w:r>
+      <w:proofErr w:type="spellStart"/>
+      <w:r>
+        <w:rPr>
+          <w:rFonts w:ascii="Times New Roman" w:hAnsi="Times New Roman" w:cs="Times New Roman"/>
+          <w:sz w:val="28"/>
+          <w:szCs w:val="28"/>
+        </w:rPr>
+        <w:t>run</w:t>
+      </w:r>
+      <w:proofErr w:type="spellEnd"/>
     </w:p>
     <w:p>
       <w:pPr>
@@ -10148,6 +10720,7 @@
           <w:szCs w:val="28"/>
         </w:rPr>
       </w:pPr>
+      <w:proofErr w:type="spellStart"/>
       <w:r>
         <w:rPr>
           <w:rFonts w:ascii="Times New Roman" w:hAnsi="Times New Roman" w:cs="Times New Roman"/>
@@ -10156,7 +10729,18 @@
           <w:sz w:val="28"/>
           <w:szCs w:val="28"/>
         </w:rPr>
-        <w:t>quotes_storage.json:</w:t>
+        <w:t>quotes_storage.json</w:t>
+      </w:r>
+      <w:proofErr w:type="spellEnd"/>
+      <w:r>
+        <w:rPr>
+          <w:rFonts w:ascii="Times New Roman" w:hAnsi="Times New Roman" w:cs="Times New Roman"/>
+          <w:b/>
+          <w:bCs/>
+          <w:sz w:val="28"/>
+          <w:szCs w:val="28"/>
+        </w:rPr>
+        <w:t>:</w:t>
       </w:r>
     </w:p>
     <w:p>
@@ -10245,7 +10829,25 @@
           <w:sz w:val="28"/>
           <w:szCs w:val="28"/>
         </w:rPr>
-        <w:t>"a": "Seneca"</w:t>
+        <w:t>"a": "</w:t>
+      </w:r>
+      <w:proofErr w:type="spellStart"/>
+      <w:r>
+        <w:rPr>
+          <w:rFonts w:ascii="Times New Roman" w:hAnsi="Times New Roman" w:cs="Times New Roman"/>
+          <w:sz w:val="28"/>
+          <w:szCs w:val="28"/>
+        </w:rPr>
+        <w:t>Seneca</w:t>
+      </w:r>
+      <w:proofErr w:type="spellEnd"/>
+      <w:r>
+        <w:rPr>
+          <w:rFonts w:ascii="Times New Roman" w:hAnsi="Times New Roman" w:cs="Times New Roman"/>
+          <w:sz w:val="28"/>
+          <w:szCs w:val="28"/>
+        </w:rPr>
+        <w:t>"</w:t>
       </w:r>
     </w:p>
     <w:p>
@@ -10385,7 +10987,25 @@
           <w:sz w:val="28"/>
           <w:szCs w:val="28"/>
         </w:rPr>
-        <w:t>По итогам работы создано готовое консольное приложение ZenQuotesApp. Программа полностью выполняет свои функции: запрашивает цитаты через API, кэширует их в локальный файл и выводит пользователю. Также был успешно внедрен игровой режим. Приложение защищено от обрывов интернета благодаря встроенному резервному пулу данных.</w:t>
+        <w:t xml:space="preserve">По итогам работы создано готовое консольное приложение </w:t>
+      </w:r>
+      <w:proofErr w:type="spellStart"/>
+      <w:r>
+        <w:rPr>
+          <w:rFonts w:ascii="Times New Roman" w:hAnsi="Times New Roman" w:cs="Times New Roman"/>
+          <w:sz w:val="28"/>
+          <w:szCs w:val="28"/>
+        </w:rPr>
+        <w:t>ZenQuotesApp</w:t>
+      </w:r>
+      <w:proofErr w:type="spellEnd"/>
+      <w:r>
+        <w:rPr>
+          <w:rFonts w:ascii="Times New Roman" w:hAnsi="Times New Roman" w:cs="Times New Roman"/>
+          <w:sz w:val="28"/>
+          <w:szCs w:val="28"/>
+        </w:rPr>
+        <w:t>. Программа полностью выполняет свои функции: запрашивает цитаты через API, кэширует их в локальный файл и выводит пользователю. Также был успешно внедрен игровой режим. Приложение защищено от обрывов интернета благодаря встроенному резервному пулу данных.</w:t>
       </w:r>
     </w:p>
     <w:p>
@@ -10435,7 +11055,79 @@
           <w:sz w:val="28"/>
           <w:szCs w:val="28"/>
         </w:rPr>
-        <w:t>Приложение построено на базе многоуровневой архитектуры. Сетевые операции реализованы через асинхронный HttpClient (async/await), что исключает зависание программы. Код структурирован, разбит на модули в соответствии с принципами SOLID и снабжен комментариями. Обработка ошибок покрывает все основные критические точки (сбои сети, отсутствие файла кэша, ошибки парсинга).</w:t>
+        <w:t xml:space="preserve">Приложение построено на базе многоуровневой архитектуры. Сетевые операции реализованы через асинхронный </w:t>
+      </w:r>
+      <w:proofErr w:type="spellStart"/>
+      <w:r>
+        <w:rPr>
+          <w:rFonts w:ascii="Times New Roman" w:hAnsi="Times New Roman" w:cs="Times New Roman"/>
+          <w:sz w:val="28"/>
+          <w:szCs w:val="28"/>
+        </w:rPr>
+        <w:t>HttpClient</w:t>
+      </w:r>
+      <w:proofErr w:type="spellEnd"/>
+      <w:r>
+        <w:rPr>
+          <w:rFonts w:ascii="Times New Roman" w:hAnsi="Times New Roman" w:cs="Times New Roman"/>
+          <w:sz w:val="28"/>
+          <w:szCs w:val="28"/>
+        </w:rPr>
+        <w:t xml:space="preserve"> (</w:t>
+      </w:r>
+      <w:proofErr w:type="spellStart"/>
+      <w:r>
+        <w:rPr>
+          <w:rFonts w:ascii="Times New Roman" w:hAnsi="Times New Roman" w:cs="Times New Roman"/>
+          <w:sz w:val="28"/>
+          <w:szCs w:val="28"/>
+        </w:rPr>
+        <w:t>async</w:t>
+      </w:r>
+      <w:proofErr w:type="spellEnd"/>
+      <w:r>
+        <w:rPr>
+          <w:rFonts w:ascii="Times New Roman" w:hAnsi="Times New Roman" w:cs="Times New Roman"/>
+          <w:sz w:val="28"/>
+          <w:szCs w:val="28"/>
+        </w:rPr>
+        <w:t>/</w:t>
+      </w:r>
+      <w:proofErr w:type="spellStart"/>
+      <w:r>
+        <w:rPr>
+          <w:rFonts w:ascii="Times New Roman" w:hAnsi="Times New Roman" w:cs="Times New Roman"/>
+          <w:sz w:val="28"/>
+          <w:szCs w:val="28"/>
+        </w:rPr>
+        <w:t>await</w:t>
+      </w:r>
+      <w:proofErr w:type="spellEnd"/>
+      <w:r>
+        <w:rPr>
+          <w:rFonts w:ascii="Times New Roman" w:hAnsi="Times New Roman" w:cs="Times New Roman"/>
+          <w:sz w:val="28"/>
+          <w:szCs w:val="28"/>
+        </w:rPr>
+        <w:t xml:space="preserve">), что исключает зависание программы. Код структурирован, разбит на модули в соответствии с принципами SOLID и снабжен комментариями. Обработка ошибок покрывает все основные критические точки (сбои сети, отсутствие файла кэша, ошибки </w:t>
+      </w:r>
+      <w:proofErr w:type="spellStart"/>
+      <w:r>
+        <w:rPr>
+          <w:rFonts w:ascii="Times New Roman" w:hAnsi="Times New Roman" w:cs="Times New Roman"/>
+          <w:sz w:val="28"/>
+          <w:szCs w:val="28"/>
+        </w:rPr>
+        <w:t>парсинга</w:t>
+      </w:r>
+      <w:proofErr w:type="spellEnd"/>
+      <w:r>
+        <w:rPr>
+          <w:rFonts w:ascii="Times New Roman" w:hAnsi="Times New Roman" w:cs="Times New Roman"/>
+          <w:sz w:val="28"/>
+          <w:szCs w:val="28"/>
+        </w:rPr>
+        <w:t>).</w:t>
       </w:r>
     </w:p>
     <w:p>
@@ -10621,7 +11313,25 @@
           <w:sz w:val="28"/>
           <w:szCs w:val="28"/>
         </w:rPr>
-        <w:t>• Разработать бота для Telegram на основе текущей бизнес-логики.</w:t>
+        <w:t xml:space="preserve">• Разработать бота для </w:t>
+      </w:r>
+      <w:proofErr w:type="spellStart"/>
+      <w:r>
+        <w:rPr>
+          <w:rFonts w:ascii="Times New Roman" w:hAnsi="Times New Roman" w:cs="Times New Roman"/>
+          <w:sz w:val="28"/>
+          <w:szCs w:val="28"/>
+        </w:rPr>
+        <w:t>Telegram</w:t>
+      </w:r>
+      <w:proofErr w:type="spellEnd"/>
+      <w:r>
+        <w:rPr>
+          <w:rFonts w:ascii="Times New Roman" w:hAnsi="Times New Roman" w:cs="Times New Roman"/>
+          <w:sz w:val="28"/>
+          <w:szCs w:val="28"/>
+        </w:rPr>
+        <w:t xml:space="preserve"> на основе текущей бизнес-логики.</w:t>
       </w:r>
     </w:p>
     <w:sectPr>
